--- a/pr-preview/pr-78/chapters/11-why-model-tracked-changes.docx
+++ b/pr-preview/pr-78/chapters/11-why-model-tracked-changes.docx
@@ -990,7 +990,7 @@
     </w:p>
     <w:bookmarkEnd w:id="12"/>
     <w:bookmarkEnd w:id="13"/>
-    <w:bookmarkStart w:id="17" w:name="X0169302aa388497439d4ae4bb0044efb18dacaa"/>
+    <w:bookmarkStart w:id="18" w:name="X0169302aa388497439d4ae4bb0044efb18dacaa"/>
     <w:p>
       <w:pPr>
         <w:pStyle w:val="Heading2"/>
@@ -1006,25 +1006,74 @@
         </w:pict>
       </w:r>
     </w:p>
-    <w:p>
-      <w:pPr>
-        <w:pStyle w:val="FirstParagraph"/>
-      </w:pPr>
-      <w:r>
-        <w:rPr>
-          <w:b/>
-          <w:bCs/>
-        </w:rPr>
-        <w:t xml:space="preserve">Parametric models</w:t>
-      </w:r>
-      <w:r>
-        <w:t xml:space="preserve"> </w:t>
-      </w:r>
-      <w:r>
-        <w:t xml:space="preserve">make assumptions about the functional form relating treatment to outcome, allowing estimation even with sparse data.</w:t>
-      </w:r>
-    </w:p>
-    <w:bookmarkStart w:id="15" w:name="linear-regression-model"/>
+    <w:tbl>
+      <w:tblPr>
+        <w:tblStyle w:val="Table"/>
+        <w:tblInd w:w="164" w:type="dxa"/>
+        <w:tblBorders>
+          <w:left w:val="single" w:sz="24" w:space="0" w:color="909090"/>
+        </w:tblBorders>
+        <w:tblCellMar>
+          <w:left w:w="0" w:type="dxa"/>
+          <w:right w:w="0" w:type="dxa"/>
+        </w:tblCellMar>
+        <w:tblLook w:firstRow="0" w:lastRow="0" w:firstColumn="0" w:lastColumn="0" w:noHBand="0" w:noVBand="0" w:val="0000"/>
+      </w:tblPr>
+      <w:tblGrid>
+        <w:gridCol w:w="7920"/>
+      </w:tblGrid>
+      <w:tr>
+        <w:trPr>
+          <w:cantSplit/>
+        </w:trPr>
+        <w:tc>
+          <w:tcPr>
+            <w:tcMar>
+              <w:left w:w="144" w:type="dxa"/>
+            </w:tcMar>
+          </w:tcPr>
+          <w:p>
+            <w:pPr>
+              <w:pStyle w:val="FirstParagraph"/>
+            </w:pPr>
+            <w:pPr>
+              <w:spacing w:before="16" w:after="64"/>
+            </w:pPr>
+          </w:p>
+          <w:bookmarkStart w:id="14" w:name="def-parametric-models"/>
+          <w:p>
+            <w:pPr>
+              <w:pStyle w:val="BodyText"/>
+            </w:pPr>
+            <w:r>
+              <w:rPr>
+                <w:b/>
+                <w:bCs/>
+              </w:rPr>
+              <w:t xml:space="preserve">Definition 1 (Parametric Models)</w:t>
+            </w:r>
+            <w:r>
+              <w:t xml:space="preserve"> </w:t>
+            </w:r>
+            <w:r>
+              <w:rPr>
+                <w:b/>
+                <w:bCs/>
+              </w:rPr>
+              <w:t xml:space="preserve">Parametric models</w:t>
+            </w:r>
+            <w:r>
+              <w:t xml:space="preserve"> </w:t>
+            </w:r>
+            <w:r>
+              <w:t xml:space="preserve">make assumptions about the functional form relating treatment to outcome, allowing estimation even with sparse data.</w:t>
+            </w:r>
+          </w:p>
+          <w:bookmarkEnd w:id="14"/>
+        </w:tc>
+      </w:tr>
+    </w:tbl>
+    <w:bookmarkStart w:id="16" w:name="linear-regression-model"/>
     <w:p>
       <w:pPr>
         <w:pStyle w:val="Heading3"/>
@@ -1436,7 +1485,7 @@
               <w:spacing w:before="16" w:after="64"/>
             </w:pPr>
           </w:p>
-          <w:bookmarkStart w:id="14" w:name="exm-linear-model"/>
+          <w:bookmarkStart w:id="15" w:name="exm-linear-model"/>
           <w:p>
             <w:pPr>
               <w:pStyle w:val="BodyText"/>
@@ -1769,7 +1818,7 @@
               <w:t xml:space="preserve">from observed doses.</w:t>
             </w:r>
           </w:p>
-          <w:bookmarkEnd w:id="14"/>
+          <w:bookmarkEnd w:id="15"/>
         </w:tc>
       </w:tr>
     </w:tbl>
@@ -1913,8 +1962,8 @@
         <w:t xml:space="preserve">: The linear functional form is correct (or close enough).</w:t>
       </w:r>
     </w:p>
-    <w:bookmarkEnd w:id="15"/>
-    <w:bookmarkStart w:id="16" w:name="other-parametric-models"/>
+    <w:bookmarkEnd w:id="16"/>
+    <w:bookmarkStart w:id="17" w:name="other-parametric-models"/>
     <w:p>
       <w:pPr>
         <w:pStyle w:val="Heading3"/>
@@ -2219,9 +2268,9 @@
         <w:t xml:space="preserve">Each model makes different assumptions about the shape of the dose-response curve.</w:t>
       </w:r>
     </w:p>
-    <w:bookmarkEnd w:id="16"/>
     <w:bookmarkEnd w:id="17"/>
-    <w:bookmarkStart w:id="20" w:name="smoothing-pp.-152-153"/>
+    <w:bookmarkEnd w:id="18"/>
+    <w:bookmarkStart w:id="22" w:name="smoothing-pp.-152-153"/>
     <w:p>
       <w:pPr>
         <w:pStyle w:val="Heading2"/>
@@ -2237,25 +2286,74 @@
         </w:pict>
       </w:r>
     </w:p>
-    <w:p>
-      <w:pPr>
-        <w:pStyle w:val="FirstParagraph"/>
-      </w:pPr>
-      <w:r>
-        <w:rPr>
-          <w:b/>
-          <w:bCs/>
-        </w:rPr>
-        <w:t xml:space="preserve">Smoothing</w:t>
-      </w:r>
-      <w:r>
-        <w:t xml:space="preserve"> </w:t>
-      </w:r>
-      <w:r>
-        <w:t xml:space="preserve">refers to techniques that estimate the conditional mean as a smooth function, balancing between nonparametric flexibility and parametric smoothness.</w:t>
-      </w:r>
-    </w:p>
-    <w:bookmarkStart w:id="18" w:name="the-smoothing-spectrum"/>
+    <w:tbl>
+      <w:tblPr>
+        <w:tblStyle w:val="Table"/>
+        <w:tblInd w:w="164" w:type="dxa"/>
+        <w:tblBorders>
+          <w:left w:val="single" w:sz="24" w:space="0" w:color="909090"/>
+        </w:tblBorders>
+        <w:tblCellMar>
+          <w:left w:w="0" w:type="dxa"/>
+          <w:right w:w="0" w:type="dxa"/>
+        </w:tblCellMar>
+        <w:tblLook w:firstRow="0" w:lastRow="0" w:firstColumn="0" w:lastColumn="0" w:noHBand="0" w:noVBand="0" w:val="0000"/>
+      </w:tblPr>
+      <w:tblGrid>
+        <w:gridCol w:w="7920"/>
+      </w:tblGrid>
+      <w:tr>
+        <w:trPr>
+          <w:cantSplit/>
+        </w:trPr>
+        <w:tc>
+          <w:tcPr>
+            <w:tcMar>
+              <w:left w:w="144" w:type="dxa"/>
+            </w:tcMar>
+          </w:tcPr>
+          <w:p>
+            <w:pPr>
+              <w:pStyle w:val="FirstParagraph"/>
+            </w:pPr>
+            <w:pPr>
+              <w:spacing w:before="16" w:after="64"/>
+            </w:pPr>
+          </w:p>
+          <w:bookmarkStart w:id="19" w:name="def-smoothing"/>
+          <w:p>
+            <w:pPr>
+              <w:pStyle w:val="BodyText"/>
+            </w:pPr>
+            <w:r>
+              <w:rPr>
+                <w:b/>
+                <w:bCs/>
+              </w:rPr>
+              <w:t xml:space="preserve">Definition 2 (Smoothing)</w:t>
+            </w:r>
+            <w:r>
+              <w:t xml:space="preserve"> </w:t>
+            </w:r>
+            <w:r>
+              <w:rPr>
+                <w:b/>
+                <w:bCs/>
+              </w:rPr>
+              <w:t xml:space="preserve">Smoothing</w:t>
+            </w:r>
+            <w:r>
+              <w:t xml:space="preserve"> </w:t>
+            </w:r>
+            <w:r>
+              <w:t xml:space="preserve">refers to techniques that estimate the conditional mean as a smooth function, balancing between nonparametric flexibility and parametric smoothness.</w:t>
+            </w:r>
+          </w:p>
+          <w:bookmarkEnd w:id="19"/>
+        </w:tc>
+      </w:tr>
+    </w:tbl>
+    <w:bookmarkStart w:id="20" w:name="the-smoothing-spectrum"/>
     <w:p>
       <w:pPr>
         <w:pStyle w:val="Heading3"/>
@@ -2601,8 +2699,8 @@
         <w:t xml:space="preserve">Optimal smoothing depends on the true (unknown) relationship and sample size</w:t>
       </w:r>
     </w:p>
-    <w:bookmarkEnd w:id="18"/>
-    <w:bookmarkStart w:id="19" w:name="kernel-smoothing"/>
+    <w:bookmarkEnd w:id="20"/>
+    <w:bookmarkStart w:id="21" w:name="kernel-smoothing"/>
     <w:p>
       <w:pPr>
         <w:pStyle w:val="Heading3"/>
@@ -3050,9 +3148,9 @@
         <w:t xml:space="preserve">: Less smoothing, use only nearby observations</w:t>
       </w:r>
     </w:p>
-    <w:bookmarkEnd w:id="19"/>
-    <w:bookmarkEnd w:id="20"/>
-    <w:bookmarkStart w:id="23" w:name="the-bias-variance-trade-off-pp.-153-155"/>
+    <w:bookmarkEnd w:id="21"/>
+    <w:bookmarkEnd w:id="22"/>
+    <w:bookmarkStart w:id="26" w:name="the-bias-variance-trade-off-pp.-153-155"/>
     <w:p>
       <w:pPr>
         <w:pStyle w:val="Heading2"/>
@@ -3105,7 +3203,7 @@
         <w:t xml:space="preserve">.</w:t>
       </w:r>
     </w:p>
-    <w:bookmarkStart w:id="21" w:name="definitions"/>
+    <w:bookmarkStart w:id="24" w:name="definitions"/>
     <w:p>
       <w:pPr>
         <w:pStyle w:val="Heading3"/>
@@ -3114,386 +3212,435 @@
         <w:t xml:space="preserve">4.1 Definitions</w:t>
       </w:r>
     </w:p>
-    <w:p>
-      <w:pPr>
-        <w:pStyle w:val="FirstParagraph"/>
-      </w:pPr>
-      <w:r>
-        <w:rPr>
-          <w:b/>
-          <w:bCs/>
-        </w:rPr>
-        <w:t xml:space="preserve">Bias</w:t>
-      </w:r>
-      <w:r>
-        <w:t xml:space="preserve">: Systematic error, the difference between the expected value of the estimator and the true parameter.</w:t>
-      </w:r>
-    </w:p>
-    <w:p>
-      <w:pPr>
-        <w:pStyle w:val="BodyText"/>
-      </w:pPr>
-      <m:oMathPara>
-        <m:oMathParaPr>
-          <m:jc m:val="center"/>
-        </m:oMathParaPr>
-        <m:oMath>
-          <m:r>
-            <m:rPr>
-              <m:nor/>
-              <m:sty m:val="p"/>
-            </m:rPr>
-            <m:t>Bias</m:t>
-          </m:r>
-          <m:r>
-            <m:rPr>
-              <m:sty m:val="p"/>
-            </m:rPr>
-            <m:t>(</m:t>
-          </m:r>
-          <m:acc>
-            <m:accPr>
-              <m:chr m:val="̂"/>
-            </m:accPr>
-            <m:e>
-              <m:r>
-                <m:t>θ</m:t>
-              </m:r>
-            </m:e>
-          </m:acc>
-          <m:r>
-            <m:rPr>
-              <m:sty m:val="p"/>
-            </m:rPr>
-            <m:t>)</m:t>
-          </m:r>
-          <m:r>
-            <m:rPr>
-              <m:sty m:val="p"/>
-            </m:rPr>
-            <m:t>=</m:t>
-          </m:r>
-          <m:r>
-            <m:rPr>
-              <m:nor/>
-              <m:sty m:val="p"/>
-            </m:rPr>
-            <m:t>E</m:t>
-          </m:r>
-          <m:d>
-            <m:dPr>
-              <m:begChr m:val="["/>
-              <m:sepChr m:val=""/>
-              <m:endChr m:val="]"/>
-              <m:grow/>
-            </m:dPr>
-            <m:e>
-              <m:acc>
-                <m:accPr>
-                  <m:chr m:val="̂"/>
-                </m:accPr>
-                <m:e>
-                  <m:r>
-                    <m:t>θ</m:t>
-                  </m:r>
-                </m:e>
-              </m:acc>
-            </m:e>
-          </m:d>
-          <m:r>
-            <m:rPr>
-              <m:sty m:val="p"/>
-            </m:rPr>
-            <m:t>−</m:t>
-          </m:r>
-          <m:r>
-            <m:t>θ</m:t>
-          </m:r>
-        </m:oMath>
-      </m:oMathPara>
-    </w:p>
-    <w:p>
-      <w:pPr>
-        <w:pStyle w:val="FirstParagraph"/>
-      </w:pPr>
-      <w:r>
-        <w:rPr>
-          <w:b/>
-          <w:bCs/>
-        </w:rPr>
-        <w:t xml:space="preserve">Variance</w:t>
-      </w:r>
-      <w:r>
-        <w:t xml:space="preserve">: Random error, the variability of the estimator across repeated samples.</w:t>
-      </w:r>
-    </w:p>
-    <w:p>
-      <w:pPr>
-        <w:pStyle w:val="BodyText"/>
-      </w:pPr>
-      <m:oMathPara>
-        <m:oMathParaPr>
-          <m:jc m:val="center"/>
-        </m:oMathParaPr>
-        <m:oMath>
-          <m:r>
-            <m:rPr>
-              <m:nor/>
-              <m:sty m:val="p"/>
-            </m:rPr>
-            <m:t>Var</m:t>
-          </m:r>
-          <m:r>
-            <m:rPr>
-              <m:sty m:val="p"/>
-            </m:rPr>
-            <m:t>(</m:t>
-          </m:r>
-          <m:acc>
-            <m:accPr>
-              <m:chr m:val="̂"/>
-            </m:accPr>
-            <m:e>
-              <m:r>
-                <m:t>θ</m:t>
-              </m:r>
-            </m:e>
-          </m:acc>
-          <m:r>
-            <m:rPr>
-              <m:sty m:val="p"/>
-            </m:rPr>
-            <m:t>)</m:t>
-          </m:r>
-          <m:r>
-            <m:rPr>
-              <m:sty m:val="p"/>
-            </m:rPr>
-            <m:t>=</m:t>
-          </m:r>
-          <m:r>
-            <m:rPr>
-              <m:nor/>
-              <m:sty m:val="p"/>
-            </m:rPr>
-            <m:t>E</m:t>
-          </m:r>
-          <m:d>
-            <m:dPr>
-              <m:begChr m:val="["/>
-              <m:sepChr m:val=""/>
-              <m:endChr m:val="]"/>
-              <m:grow/>
-            </m:dPr>
-            <m:e>
-              <m:r>
-                <m:rPr>
-                  <m:sty m:val="p"/>
-                </m:rPr>
-                <m:t>(</m:t>
-              </m:r>
-              <m:acc>
-                <m:accPr>
-                  <m:chr m:val="̂"/>
-                </m:accPr>
-                <m:e>
-                  <m:r>
-                    <m:t>θ</m:t>
-                  </m:r>
-                </m:e>
-              </m:acc>
-              <m:r>
-                <m:rPr>
-                  <m:sty m:val="p"/>
-                </m:rPr>
-                <m:t>−</m:t>
-              </m:r>
-              <m:r>
-                <m:rPr>
-                  <m:nor/>
-                  <m:sty m:val="p"/>
-                </m:rPr>
-                <m:t>E</m:t>
-              </m:r>
-              <m:d>
-                <m:dPr>
-                  <m:begChr m:val="["/>
-                  <m:sepChr m:val=""/>
-                  <m:endChr m:val="]"/>
-                  <m:grow/>
-                </m:dPr>
-                <m:e>
-                  <m:acc>
-                    <m:accPr>
-                      <m:chr m:val="̂"/>
-                    </m:accPr>
-                    <m:e>
-                      <m:r>
-                        <m:t>θ</m:t>
-                      </m:r>
-                    </m:e>
-                  </m:acc>
-                </m:e>
-              </m:d>
-              <m:sSup>
-                <m:e>
-                  <m:r>
-                    <m:rPr>
-                      <m:sty m:val="p"/>
-                    </m:rPr>
-                    <m:t>)</m:t>
-                  </m:r>
-                </m:e>
-                <m:sup>
-                  <m:r>
-                    <m:t>2</m:t>
-                  </m:r>
-                </m:sup>
-              </m:sSup>
-            </m:e>
-          </m:d>
-        </m:oMath>
-      </m:oMathPara>
-    </w:p>
-    <w:p>
-      <w:pPr>
-        <w:pStyle w:val="FirstParagraph"/>
-      </w:pPr>
-      <w:r>
-        <w:rPr>
-          <w:b/>
-          <w:bCs/>
-        </w:rPr>
-        <w:t xml:space="preserve">Mean squared error (MSE)</w:t>
-      </w:r>
-      <w:r>
-        <w:t xml:space="preserve">: Combines both sources of error.</w:t>
-      </w:r>
-    </w:p>
-    <w:p>
-      <w:pPr>
-        <w:pStyle w:val="BodyText"/>
-      </w:pPr>
-      <m:oMathPara>
-        <m:oMathParaPr>
-          <m:jc m:val="center"/>
-        </m:oMathParaPr>
-        <m:oMath>
-          <m:r>
-            <m:t>M</m:t>
-          </m:r>
-          <m:r>
-            <m:t>S</m:t>
-          </m:r>
-          <m:r>
-            <m:t>E</m:t>
-          </m:r>
-          <m:r>
-            <m:rPr>
-              <m:sty m:val="p"/>
-            </m:rPr>
-            <m:t>(</m:t>
-          </m:r>
-          <m:acc>
-            <m:accPr>
-              <m:chr m:val="̂"/>
-            </m:accPr>
-            <m:e>
-              <m:r>
-                <m:t>θ</m:t>
-              </m:r>
-            </m:e>
-          </m:acc>
-          <m:r>
-            <m:rPr>
-              <m:sty m:val="p"/>
-            </m:rPr>
-            <m:t>)</m:t>
-          </m:r>
-          <m:r>
-            <m:rPr>
-              <m:sty m:val="p"/>
-            </m:rPr>
-            <m:t>=</m:t>
-          </m:r>
-          <m:sSup>
-            <m:e>
-              <m:r>
-                <m:rPr>
-                  <m:nor/>
-                  <m:sty m:val="p"/>
-                </m:rPr>
-                <m:t>Bias</m:t>
-              </m:r>
-            </m:e>
-            <m:sup>
-              <m:r>
-                <m:t>2</m:t>
-              </m:r>
-            </m:sup>
-          </m:sSup>
-          <m:r>
-            <m:rPr>
-              <m:sty m:val="p"/>
-            </m:rPr>
-            <m:t>(</m:t>
-          </m:r>
-          <m:acc>
-            <m:accPr>
-              <m:chr m:val="̂"/>
-            </m:accPr>
-            <m:e>
-              <m:r>
-                <m:t>θ</m:t>
-              </m:r>
-            </m:e>
-          </m:acc>
-          <m:r>
-            <m:rPr>
-              <m:sty m:val="p"/>
-            </m:rPr>
-            <m:t>)</m:t>
-          </m:r>
-          <m:r>
-            <m:rPr>
-              <m:sty m:val="p"/>
-            </m:rPr>
-            <m:t>+</m:t>
-          </m:r>
-          <m:r>
-            <m:rPr>
-              <m:nor/>
-              <m:sty m:val="p"/>
-            </m:rPr>
-            <m:t>Var</m:t>
-          </m:r>
-          <m:r>
-            <m:rPr>
-              <m:sty m:val="p"/>
-            </m:rPr>
-            <m:t>(</m:t>
-          </m:r>
-          <m:acc>
-            <m:accPr>
-              <m:chr m:val="̂"/>
-            </m:accPr>
-            <m:e>
-              <m:r>
-                <m:t>θ</m:t>
-              </m:r>
-            </m:e>
-          </m:acc>
-          <m:r>
-            <m:rPr>
-              <m:sty m:val="p"/>
-            </m:rPr>
-            <m:t>)</m:t>
-          </m:r>
-        </m:oMath>
-      </m:oMathPara>
-    </w:p>
-    <w:bookmarkEnd w:id="21"/>
-    <w:bookmarkStart w:id="22" w:name="the-trade-off"/>
+    <w:tbl>
+      <w:tblPr>
+        <w:tblStyle w:val="Table"/>
+        <w:tblInd w:w="164" w:type="dxa"/>
+        <w:tblBorders>
+          <w:left w:val="single" w:sz="24" w:space="0" w:color="909090"/>
+        </w:tblBorders>
+        <w:tblCellMar>
+          <w:left w:w="0" w:type="dxa"/>
+          <w:right w:w="0" w:type="dxa"/>
+        </w:tblCellMar>
+        <w:tblLook w:firstRow="0" w:lastRow="0" w:firstColumn="0" w:lastColumn="0" w:noHBand="0" w:noVBand="0" w:val="0000"/>
+      </w:tblPr>
+      <w:tblGrid>
+        <w:gridCol w:w="7920"/>
+      </w:tblGrid>
+      <w:tr>
+        <w:trPr>
+          <w:cantSplit/>
+        </w:trPr>
+        <w:tc>
+          <w:tcPr>
+            <w:tcMar>
+              <w:left w:w="144" w:type="dxa"/>
+            </w:tcMar>
+          </w:tcPr>
+          <w:p>
+            <w:pPr>
+              <w:pStyle w:val="FirstParagraph"/>
+            </w:pPr>
+            <w:pPr>
+              <w:spacing w:before="16" w:after="64"/>
+            </w:pPr>
+          </w:p>
+          <w:bookmarkStart w:id="23" w:name="def-bias-variance-mse"/>
+          <w:p>
+            <w:pPr>
+              <w:pStyle w:val="BodyText"/>
+            </w:pPr>
+            <w:r>
+              <w:rPr>
+                <w:b/>
+                <w:bCs/>
+              </w:rPr>
+              <w:t xml:space="preserve">Definition 3 (Bias, Variance, and Mean Squared Error)</w:t>
+            </w:r>
+            <w:r>
+              <w:t xml:space="preserve"> </w:t>
+            </w:r>
+            <w:r>
+              <w:rPr>
+                <w:b/>
+                <w:bCs/>
+              </w:rPr>
+              <w:t xml:space="preserve">Bias</w:t>
+            </w:r>
+            <w:r>
+              <w:t xml:space="preserve">: Systematic error, the difference between the expected value of the estimator and the true parameter.</w:t>
+            </w:r>
+          </w:p>
+          <w:p>
+            <w:pPr>
+              <w:pStyle w:val="BodyText"/>
+            </w:pPr>
+            <m:oMathPara>
+              <m:oMathParaPr>
+                <m:jc m:val="center"/>
+              </m:oMathParaPr>
+              <m:oMath>
+                <m:r>
+                  <m:rPr>
+                    <m:nor/>
+                    <m:sty m:val="p"/>
+                  </m:rPr>
+                  <m:t>Bias</m:t>
+                </m:r>
+                <m:r>
+                  <m:rPr>
+                    <m:sty m:val="p"/>
+                  </m:rPr>
+                  <m:t>(</m:t>
+                </m:r>
+                <m:acc>
+                  <m:accPr>
+                    <m:chr m:val="̂"/>
+                  </m:accPr>
+                  <m:e>
+                    <m:r>
+                      <m:t>θ</m:t>
+                    </m:r>
+                  </m:e>
+                </m:acc>
+                <m:r>
+                  <m:rPr>
+                    <m:sty m:val="p"/>
+                  </m:rPr>
+                  <m:t>)</m:t>
+                </m:r>
+                <m:r>
+                  <m:rPr>
+                    <m:sty m:val="p"/>
+                  </m:rPr>
+                  <m:t>=</m:t>
+                </m:r>
+                <m:r>
+                  <m:rPr>
+                    <m:nor/>
+                    <m:sty m:val="p"/>
+                  </m:rPr>
+                  <m:t>E</m:t>
+                </m:r>
+                <m:d>
+                  <m:dPr>
+                    <m:begChr m:val="["/>
+                    <m:sepChr m:val=""/>
+                    <m:endChr m:val="]"/>
+                    <m:grow/>
+                  </m:dPr>
+                  <m:e>
+                    <m:acc>
+                      <m:accPr>
+                        <m:chr m:val="̂"/>
+                      </m:accPr>
+                      <m:e>
+                        <m:r>
+                          <m:t>θ</m:t>
+                        </m:r>
+                      </m:e>
+                    </m:acc>
+                  </m:e>
+                </m:d>
+                <m:r>
+                  <m:rPr>
+                    <m:sty m:val="p"/>
+                  </m:rPr>
+                  <m:t>−</m:t>
+                </m:r>
+                <m:r>
+                  <m:t>θ</m:t>
+                </m:r>
+              </m:oMath>
+            </m:oMathPara>
+          </w:p>
+          <w:p>
+            <w:pPr>
+              <w:pStyle w:val="FirstParagraph"/>
+            </w:pPr>
+            <w:r>
+              <w:rPr>
+                <w:b/>
+                <w:bCs/>
+              </w:rPr>
+              <w:t xml:space="preserve">Variance</w:t>
+            </w:r>
+            <w:r>
+              <w:t xml:space="preserve">: Random error, the variability of the estimator across repeated samples.</w:t>
+            </w:r>
+          </w:p>
+          <w:p>
+            <w:pPr>
+              <w:pStyle w:val="BodyText"/>
+            </w:pPr>
+            <m:oMathPara>
+              <m:oMathParaPr>
+                <m:jc m:val="center"/>
+              </m:oMathParaPr>
+              <m:oMath>
+                <m:r>
+                  <m:rPr>
+                    <m:nor/>
+                    <m:sty m:val="p"/>
+                  </m:rPr>
+                  <m:t>Var</m:t>
+                </m:r>
+                <m:r>
+                  <m:rPr>
+                    <m:sty m:val="p"/>
+                  </m:rPr>
+                  <m:t>(</m:t>
+                </m:r>
+                <m:acc>
+                  <m:accPr>
+                    <m:chr m:val="̂"/>
+                  </m:accPr>
+                  <m:e>
+                    <m:r>
+                      <m:t>θ</m:t>
+                    </m:r>
+                  </m:e>
+                </m:acc>
+                <m:r>
+                  <m:rPr>
+                    <m:sty m:val="p"/>
+                  </m:rPr>
+                  <m:t>)</m:t>
+                </m:r>
+                <m:r>
+                  <m:rPr>
+                    <m:sty m:val="p"/>
+                  </m:rPr>
+                  <m:t>=</m:t>
+                </m:r>
+                <m:r>
+                  <m:rPr>
+                    <m:nor/>
+                    <m:sty m:val="p"/>
+                  </m:rPr>
+                  <m:t>E</m:t>
+                </m:r>
+                <m:d>
+                  <m:dPr>
+                    <m:begChr m:val="["/>
+                    <m:sepChr m:val=""/>
+                    <m:endChr m:val="]"/>
+                    <m:grow/>
+                  </m:dPr>
+                  <m:e>
+                    <m:r>
+                      <m:rPr>
+                        <m:sty m:val="p"/>
+                      </m:rPr>
+                      <m:t>(</m:t>
+                    </m:r>
+                    <m:acc>
+                      <m:accPr>
+                        <m:chr m:val="̂"/>
+                      </m:accPr>
+                      <m:e>
+                        <m:r>
+                          <m:t>θ</m:t>
+                        </m:r>
+                      </m:e>
+                    </m:acc>
+                    <m:r>
+                      <m:rPr>
+                        <m:sty m:val="p"/>
+                      </m:rPr>
+                      <m:t>−</m:t>
+                    </m:r>
+                    <m:r>
+                      <m:rPr>
+                        <m:nor/>
+                        <m:sty m:val="p"/>
+                      </m:rPr>
+                      <m:t>E</m:t>
+                    </m:r>
+                    <m:d>
+                      <m:dPr>
+                        <m:begChr m:val="["/>
+                        <m:sepChr m:val=""/>
+                        <m:endChr m:val="]"/>
+                        <m:grow/>
+                      </m:dPr>
+                      <m:e>
+                        <m:acc>
+                          <m:accPr>
+                            <m:chr m:val="̂"/>
+                          </m:accPr>
+                          <m:e>
+                            <m:r>
+                              <m:t>θ</m:t>
+                            </m:r>
+                          </m:e>
+                        </m:acc>
+                      </m:e>
+                    </m:d>
+                    <m:sSup>
+                      <m:e>
+                        <m:r>
+                          <m:rPr>
+                            <m:sty m:val="p"/>
+                          </m:rPr>
+                          <m:t>)</m:t>
+                        </m:r>
+                      </m:e>
+                      <m:sup>
+                        <m:r>
+                          <m:t>2</m:t>
+                        </m:r>
+                      </m:sup>
+                    </m:sSup>
+                  </m:e>
+                </m:d>
+              </m:oMath>
+            </m:oMathPara>
+          </w:p>
+          <w:p>
+            <w:pPr>
+              <w:pStyle w:val="FirstParagraph"/>
+            </w:pPr>
+            <w:r>
+              <w:rPr>
+                <w:b/>
+                <w:bCs/>
+              </w:rPr>
+              <w:t xml:space="preserve">Mean squared error (MSE)</w:t>
+            </w:r>
+            <w:r>
+              <w:t xml:space="preserve">: Combines both sources of error.</w:t>
+            </w:r>
+          </w:p>
+          <w:p>
+            <w:pPr>
+              <w:pStyle w:val="BodyText"/>
+            </w:pPr>
+            <m:oMathPara>
+              <m:oMathParaPr>
+                <m:jc m:val="center"/>
+              </m:oMathParaPr>
+              <m:oMath>
+                <m:r>
+                  <m:t>M</m:t>
+                </m:r>
+                <m:r>
+                  <m:t>S</m:t>
+                </m:r>
+                <m:r>
+                  <m:t>E</m:t>
+                </m:r>
+                <m:r>
+                  <m:rPr>
+                    <m:sty m:val="p"/>
+                  </m:rPr>
+                  <m:t>(</m:t>
+                </m:r>
+                <m:acc>
+                  <m:accPr>
+                    <m:chr m:val="̂"/>
+                  </m:accPr>
+                  <m:e>
+                    <m:r>
+                      <m:t>θ</m:t>
+                    </m:r>
+                  </m:e>
+                </m:acc>
+                <m:r>
+                  <m:rPr>
+                    <m:sty m:val="p"/>
+                  </m:rPr>
+                  <m:t>)</m:t>
+                </m:r>
+                <m:r>
+                  <m:rPr>
+                    <m:sty m:val="p"/>
+                  </m:rPr>
+                  <m:t>=</m:t>
+                </m:r>
+                <m:sSup>
+                  <m:e>
+                    <m:r>
+                      <m:rPr>
+                        <m:nor/>
+                        <m:sty m:val="p"/>
+                      </m:rPr>
+                      <m:t>Bias</m:t>
+                    </m:r>
+                  </m:e>
+                  <m:sup>
+                    <m:r>
+                      <m:t>2</m:t>
+                    </m:r>
+                  </m:sup>
+                </m:sSup>
+                <m:r>
+                  <m:rPr>
+                    <m:sty m:val="p"/>
+                  </m:rPr>
+                  <m:t>(</m:t>
+                </m:r>
+                <m:acc>
+                  <m:accPr>
+                    <m:chr m:val="̂"/>
+                  </m:accPr>
+                  <m:e>
+                    <m:r>
+                      <m:t>θ</m:t>
+                    </m:r>
+                  </m:e>
+                </m:acc>
+                <m:r>
+                  <m:rPr>
+                    <m:sty m:val="p"/>
+                  </m:rPr>
+                  <m:t>)</m:t>
+                </m:r>
+                <m:r>
+                  <m:rPr>
+                    <m:sty m:val="p"/>
+                  </m:rPr>
+                  <m:t>+</m:t>
+                </m:r>
+                <m:r>
+                  <m:rPr>
+                    <m:nor/>
+                    <m:sty m:val="p"/>
+                  </m:rPr>
+                  <m:t>Var</m:t>
+                </m:r>
+                <m:r>
+                  <m:rPr>
+                    <m:sty m:val="p"/>
+                  </m:rPr>
+                  <m:t>(</m:t>
+                </m:r>
+                <m:acc>
+                  <m:accPr>
+                    <m:chr m:val="̂"/>
+                  </m:accPr>
+                  <m:e>
+                    <m:r>
+                      <m:t>θ</m:t>
+                    </m:r>
+                  </m:e>
+                </m:acc>
+                <m:r>
+                  <m:rPr>
+                    <m:sty m:val="p"/>
+                  </m:rPr>
+                  <m:t>)</m:t>
+                </m:r>
+              </m:oMath>
+            </m:oMathPara>
+          </w:p>
+          <w:bookmarkEnd w:id="23"/>
+        </w:tc>
+      </w:tr>
+    </w:tbl>
+    <w:bookmarkEnd w:id="24"/>
+    <w:bookmarkStart w:id="25" w:name="the-trade-off"/>
     <w:p>
       <w:pPr>
         <w:pStyle w:val="Heading3"/>
@@ -4055,9 +4202,9 @@
         <w:t xml:space="preserve">Model selection involves choosing the level of smoothing that optimizes this trade-off</w:t>
       </w:r>
     </w:p>
-    <w:bookmarkEnd w:id="22"/>
-    <w:bookmarkEnd w:id="23"/>
-    <w:bookmarkStart w:id="26" w:name="X4217ef867e5a88c2ddb01d05fcf1a39d77fc0e0"/>
+    <w:bookmarkEnd w:id="25"/>
+    <w:bookmarkEnd w:id="26"/>
+    <w:bookmarkStart w:id="29" w:name="X4217ef867e5a88c2ddb01d05fcf1a39d77fc0e0"/>
     <w:p>
       <w:pPr>
         <w:pStyle w:val="Heading2"/>
@@ -4081,7 +4228,7 @@
         <w:t xml:space="preserve">Simulation studies can illustrate the bias-variance trade-off across different sample sizes.</w:t>
       </w:r>
     </w:p>
-    <w:bookmarkStart w:id="24" w:name="simulation-setup"/>
+    <w:bookmarkStart w:id="27" w:name="simulation-setup"/>
     <w:p>
       <w:pPr>
         <w:pStyle w:val="Heading3"/>
@@ -4258,8 +4405,8 @@
         <w:t xml:space="preserve">Compute bias, variance, and MSE of each estimator</w:t>
       </w:r>
     </w:p>
-    <w:bookmarkEnd w:id="24"/>
-    <w:bookmarkStart w:id="25" w:name="typical-results"/>
+    <w:bookmarkEnd w:id="27"/>
+    <w:bookmarkStart w:id="28" w:name="typical-results"/>
     <w:p>
       <w:pPr>
         <w:pStyle w:val="Heading3"/>
@@ -4648,9 +4795,9 @@
         <w:t xml:space="preserve">Conduct sensitivity analyses with different models</w:t>
       </w:r>
     </w:p>
-    <w:bookmarkEnd w:id="25"/>
-    <w:bookmarkEnd w:id="26"/>
-    <w:bookmarkStart w:id="27" w:name="summary"/>
+    <w:bookmarkEnd w:id="28"/>
+    <w:bookmarkEnd w:id="29"/>
+    <w:bookmarkStart w:id="30" w:name="summary"/>
     <w:p>
       <w:pPr>
         <w:pStyle w:val="Heading2"/>
@@ -5129,8 +5276,8 @@
         <w:t xml:space="preserve">: We must make modeling assumptions to estimate causal effects with finite data, but wrong assumptions introduce bias. The art of causal inference involves making reasonable assumptions and assessing their plausibility.</w:t>
       </w:r>
     </w:p>
-    <w:bookmarkEnd w:id="27"/>
-    <w:bookmarkStart w:id="31" w:name="references"/>
+    <w:bookmarkEnd w:id="30"/>
+    <w:bookmarkStart w:id="34" w:name="references"/>
     <w:p>
       <w:pPr>
         <w:pStyle w:val="Heading2"/>
@@ -5146,8 +5293,8 @@
         </w:pict>
       </w:r>
     </w:p>
-    <w:bookmarkStart w:id="30" w:name="refs"/>
-    <w:bookmarkStart w:id="29" w:name="ref-hernan2020causal"/>
+    <w:bookmarkStart w:id="33" w:name="refs"/>
+    <w:bookmarkStart w:id="32" w:name="ref-hernan2020causal"/>
     <w:p>
       <w:pPr>
         <w:pStyle w:val="Bibliography"/>
@@ -5171,7 +5318,7 @@
       <w:r>
         <w:t xml:space="preserve"> </w:t>
       </w:r>
-      <w:hyperlink r:id="rId28">
+      <w:hyperlink r:id="rId31">
         <w:r>
           <w:rPr>
             <w:rStyle w:val="Hyperlink"/>
@@ -5183,9 +5330,9 @@
         <w:t xml:space="preserve">.</w:t>
       </w:r>
     </w:p>
-    <w:bookmarkEnd w:id="29"/>
-    <w:bookmarkEnd w:id="30"/>
-    <w:bookmarkEnd w:id="31"/>
+    <w:bookmarkEnd w:id="32"/>
+    <w:bookmarkEnd w:id="33"/>
+    <w:bookmarkEnd w:id="34"/>
     <w:sectPr>
       <w:footnotePr>
         <w:numRestart w:val="eachSect"/>

--- a/pr-preview/pr-78/chapters/11-why-model-tracked-changes.docx
+++ b/pr-preview/pr-78/chapters/11-why-model-tracked-changes.docx
@@ -2270,7 +2270,7 @@
     </w:p>
     <w:bookmarkEnd w:id="17"/>
     <w:bookmarkEnd w:id="18"/>
-    <w:bookmarkStart w:id="22" w:name="smoothing-pp.-152-153"/>
+    <w:bookmarkStart w:id="23" w:name="smoothing-pp.-152-153"/>
     <w:p>
       <w:pPr>
         <w:pStyle w:val="Heading2"/>
@@ -2700,516 +2700,13 @@
       </w:r>
     </w:p>
     <w:bookmarkEnd w:id="20"/>
-    <w:bookmarkStart w:id="21" w:name="kernel-smoothing"/>
+    <w:bookmarkStart w:id="22" w:name="kernel-smoothing"/>
     <w:p>
       <w:pPr>
         <w:pStyle w:val="Heading3"/>
       </w:pPr>
       <w:r>
         <w:t xml:space="preserve">3.2 Kernel Smoothing</w:t>
-      </w:r>
-    </w:p>
-    <w:p>
-      <w:pPr>
-        <w:pStyle w:val="FirstParagraph"/>
-      </w:pPr>
-      <w:r>
-        <w:rPr>
-          <w:b/>
-          <w:bCs/>
-        </w:rPr>
-        <w:t xml:space="preserve">Idea</w:t>
-      </w:r>
-      <w:r>
-        <w:t xml:space="preserve">: Estimate</w:t>
-      </w:r>
-      <w:r>
-        <w:t xml:space="preserve"> </w:t>
-      </w:r>
-      <m:oMath>
-        <m:r>
-          <m:rPr>
-            <m:nor/>
-            <m:sty m:val="p"/>
-          </m:rPr>
-          <m:t>E</m:t>
-        </m:r>
-        <m:d>
-          <m:dPr>
-            <m:begChr m:val="["/>
-            <m:sepChr m:val=""/>
-            <m:endChr m:val="]"/>
-            <m:grow/>
-          </m:dPr>
-          <m:e>
-            <m:r>
-              <m:t>Y</m:t>
-            </m:r>
-            <m:r>
-              <m:rPr>
-                <m:sty m:val="p"/>
-              </m:rPr>
-              <m:t>|</m:t>
-            </m:r>
-            <m:r>
-              <m:t>A</m:t>
-            </m:r>
-            <m:r>
-              <m:rPr>
-                <m:sty m:val="p"/>
-              </m:rPr>
-              <m:t>=</m:t>
-            </m:r>
-            <m:r>
-              <m:t>a</m:t>
-            </m:r>
-          </m:e>
-        </m:d>
-      </m:oMath>
-      <w:r>
-        <w:t xml:space="preserve"> </w:t>
-      </w:r>
-      <w:r>
-        <w:t xml:space="preserve">using a weighted average of nearby observations.</w:t>
-      </w:r>
-    </w:p>
-    <w:p>
-      <w:pPr>
-        <w:pStyle w:val="BodyText"/>
-      </w:pPr>
-      <m:oMathPara>
-        <m:oMathParaPr>
-          <m:jc m:val="center"/>
-        </m:oMathParaPr>
-        <m:oMath>
-          <m:acc>
-            <m:accPr>
-              <m:chr m:val="̂"/>
-            </m:accPr>
-            <m:e>
-              <m:r>
-                <m:rPr>
-                  <m:nor/>
-                  <m:sty m:val="p"/>
-                </m:rPr>
-                <m:t>E</m:t>
-              </m:r>
-            </m:e>
-          </m:acc>
-          <m:d>
-            <m:dPr>
-              <m:begChr m:val="["/>
-              <m:sepChr m:val=""/>
-              <m:endChr m:val="]"/>
-              <m:grow/>
-            </m:dPr>
-            <m:e>
-              <m:r>
-                <m:t>Y</m:t>
-              </m:r>
-              <m:r>
-                <m:rPr>
-                  <m:sty m:val="p"/>
-                </m:rPr>
-                <m:t>|</m:t>
-              </m:r>
-              <m:r>
-                <m:t>A</m:t>
-              </m:r>
-              <m:r>
-                <m:rPr>
-                  <m:sty m:val="p"/>
-                </m:rPr>
-                <m:t>=</m:t>
-              </m:r>
-              <m:r>
-                <m:t>a</m:t>
-              </m:r>
-            </m:e>
-          </m:d>
-          <m:r>
-            <m:rPr>
-              <m:sty m:val="p"/>
-            </m:rPr>
-            <m:t>=</m:t>
-          </m:r>
-          <m:f>
-            <m:fPr>
-              <m:type m:val="bar"/>
-            </m:fPr>
-            <m:num>
-              <m:nary>
-                <m:naryPr>
-                  <m:chr m:val="∑"/>
-                  <m:limLoc m:val="undOvr"/>
-                  <m:subHide m:val="off"/>
-                  <m:supHide m:val="on"/>
-                </m:naryPr>
-                <m:sub>
-                  <m:r>
-                    <m:t>i</m:t>
-                  </m:r>
-                </m:sub>
-                <m:sup>
-                  <m:r>
-                    <m:t>​</m:t>
-                  </m:r>
-                </m:sup>
-                <m:e>
-                  <m:r>
-                    <m:t>K</m:t>
-                  </m:r>
-                </m:e>
-              </m:nary>
-              <m:d>
-                <m:dPr>
-                  <m:begChr m:val="("/>
-                  <m:sepChr m:val=""/>
-                  <m:endChr m:val=")"/>
-                  <m:grow/>
-                </m:dPr>
-                <m:e>
-                  <m:f>
-                    <m:fPr>
-                      <m:type m:val="bar"/>
-                    </m:fPr>
-                    <m:num>
-                      <m:sSub>
-                        <m:e>
-                          <m:r>
-                            <m:t>A</m:t>
-                          </m:r>
-                        </m:e>
-                        <m:sub>
-                          <m:r>
-                            <m:t>i</m:t>
-                          </m:r>
-                        </m:sub>
-                      </m:sSub>
-                      <m:r>
-                        <m:rPr>
-                          <m:sty m:val="p"/>
-                        </m:rPr>
-                        <m:t>−</m:t>
-                      </m:r>
-                      <m:r>
-                        <m:t>a</m:t>
-                      </m:r>
-                    </m:num>
-                    <m:den>
-                      <m:r>
-                        <m:t>h</m:t>
-                      </m:r>
-                    </m:den>
-                  </m:f>
-                </m:e>
-              </m:d>
-              <m:sSub>
-                <m:e>
-                  <m:r>
-                    <m:t>Y</m:t>
-                  </m:r>
-                </m:e>
-                <m:sub>
-                  <m:r>
-                    <m:t>i</m:t>
-                  </m:r>
-                </m:sub>
-              </m:sSub>
-            </m:num>
-            <m:den>
-              <m:nary>
-                <m:naryPr>
-                  <m:chr m:val="∑"/>
-                  <m:limLoc m:val="undOvr"/>
-                  <m:subHide m:val="off"/>
-                  <m:supHide m:val="on"/>
-                </m:naryPr>
-                <m:sub>
-                  <m:r>
-                    <m:t>i</m:t>
-                  </m:r>
-                </m:sub>
-                <m:sup>
-                  <m:r>
-                    <m:t>​</m:t>
-                  </m:r>
-                </m:sup>
-                <m:e>
-                  <m:r>
-                    <m:t>K</m:t>
-                  </m:r>
-                </m:e>
-              </m:nary>
-              <m:d>
-                <m:dPr>
-                  <m:begChr m:val="("/>
-                  <m:sepChr m:val=""/>
-                  <m:endChr m:val=")"/>
-                  <m:grow/>
-                </m:dPr>
-                <m:e>
-                  <m:f>
-                    <m:fPr>
-                      <m:type m:val="bar"/>
-                    </m:fPr>
-                    <m:num>
-                      <m:sSub>
-                        <m:e>
-                          <m:r>
-                            <m:t>A</m:t>
-                          </m:r>
-                        </m:e>
-                        <m:sub>
-                          <m:r>
-                            <m:t>i</m:t>
-                          </m:r>
-                        </m:sub>
-                      </m:sSub>
-                      <m:r>
-                        <m:rPr>
-                          <m:sty m:val="p"/>
-                        </m:rPr>
-                        <m:t>−</m:t>
-                      </m:r>
-                      <m:r>
-                        <m:t>a</m:t>
-                      </m:r>
-                    </m:num>
-                    <m:den>
-                      <m:r>
-                        <m:t>h</m:t>
-                      </m:r>
-                    </m:den>
-                  </m:f>
-                </m:e>
-              </m:d>
-            </m:den>
-          </m:f>
-        </m:oMath>
-      </m:oMathPara>
-    </w:p>
-    <w:p>
-      <w:pPr>
-        <w:pStyle w:val="FirstParagraph"/>
-      </w:pPr>
-      <w:r>
-        <w:t xml:space="preserve">where:</w:t>
-      </w:r>
-    </w:p>
-    <w:p>
-      <w:pPr>
-        <w:pStyle w:val="Compact"/>
-        <w:numPr>
-          <w:ilvl w:val="0"/>
-          <w:numId w:val="1010"/>
-        </w:numPr>
-      </w:pPr>
-      <m:oMath>
-        <m:r>
-          <m:t>K</m:t>
-        </m:r>
-        <m:r>
-          <m:rPr>
-            <m:sty m:val="p"/>
-          </m:rPr>
-          <m:t>(</m:t>
-        </m:r>
-        <m:r>
-          <m:rPr>
-            <m:sty m:val="p"/>
-          </m:rPr>
-          <m:t>⋅</m:t>
-        </m:r>
-        <m:r>
-          <m:rPr>
-            <m:sty m:val="p"/>
-          </m:rPr>
-          <m:t>)</m:t>
-        </m:r>
-      </m:oMath>
-      <w:r>
-        <w:t xml:space="preserve"> </w:t>
-      </w:r>
-      <w:r>
-        <w:t xml:space="preserve">is a</w:t>
-      </w:r>
-      <w:r>
-        <w:t xml:space="preserve"> </w:t>
-      </w:r>
-      <w:r>
-        <w:rPr>
-          <w:b/>
-          <w:bCs/>
-        </w:rPr>
-        <w:t xml:space="preserve">kernel function</w:t>
-      </w:r>
-      <w:r>
-        <w:t xml:space="preserve"> </w:t>
-      </w:r>
-      <w:r>
-        <w:t xml:space="preserve">(e.g., Gaussian)</w:t>
-      </w:r>
-    </w:p>
-    <w:p>
-      <w:pPr>
-        <w:pStyle w:val="Compact"/>
-        <w:numPr>
-          <w:ilvl w:val="0"/>
-          <w:numId w:val="1010"/>
-        </w:numPr>
-      </w:pPr>
-      <m:oMath>
-        <m:r>
-          <m:t>h</m:t>
-        </m:r>
-      </m:oMath>
-      <w:r>
-        <w:t xml:space="preserve"> </w:t>
-      </w:r>
-      <w:r>
-        <w:t xml:space="preserve">is the</w:t>
-      </w:r>
-      <w:r>
-        <w:t xml:space="preserve"> </w:t>
-      </w:r>
-      <w:r>
-        <w:rPr>
-          <w:b/>
-          <w:bCs/>
-        </w:rPr>
-        <w:t xml:space="preserve">bandwidth</w:t>
-      </w:r>
-      <w:r>
-        <w:t xml:space="preserve"> </w:t>
-      </w:r>
-      <w:r>
-        <w:t xml:space="preserve">(controls amount of smoothing)</w:t>
-      </w:r>
-    </w:p>
-    <w:p>
-      <w:pPr>
-        <w:pStyle w:val="FirstParagraph"/>
-      </w:pPr>
-      <w:r>
-        <w:rPr>
-          <w:b/>
-          <w:bCs/>
-        </w:rPr>
-        <w:t xml:space="preserve">Bandwidth selection</w:t>
-      </w:r>
-      <w:r>
-        <w:t xml:space="preserve">:</w:t>
-      </w:r>
-    </w:p>
-    <w:p>
-      <w:pPr>
-        <w:pStyle w:val="Compact"/>
-        <w:numPr>
-          <w:ilvl w:val="0"/>
-          <w:numId w:val="1011"/>
-        </w:numPr>
-      </w:pPr>
-      <w:r>
-        <w:t xml:space="preserve">Large</w:t>
-      </w:r>
-      <w:r>
-        <w:t xml:space="preserve"> </w:t>
-      </w:r>
-      <m:oMath>
-        <m:r>
-          <m:t>h</m:t>
-        </m:r>
-      </m:oMath>
-      <w:r>
-        <w:t xml:space="preserve">: More smoothing, use distant observations</w:t>
-      </w:r>
-    </w:p>
-    <w:p>
-      <w:pPr>
-        <w:pStyle w:val="Compact"/>
-        <w:numPr>
-          <w:ilvl w:val="0"/>
-          <w:numId w:val="1011"/>
-        </w:numPr>
-      </w:pPr>
-      <w:r>
-        <w:t xml:space="preserve">Small</w:t>
-      </w:r>
-      <w:r>
-        <w:t xml:space="preserve"> </w:t>
-      </w:r>
-      <m:oMath>
-        <m:r>
-          <m:t>h</m:t>
-        </m:r>
-      </m:oMath>
-      <w:r>
-        <w:t xml:space="preserve">: Less smoothing, use only nearby observations</w:t>
-      </w:r>
-    </w:p>
-    <w:bookmarkEnd w:id="21"/>
-    <w:bookmarkEnd w:id="22"/>
-    <w:bookmarkStart w:id="26" w:name="the-bias-variance-trade-off-pp.-153-155"/>
-    <w:p>
-      <w:pPr>
-        <w:pStyle w:val="Heading2"/>
-      </w:pPr>
-      <w:r>
-        <w:t xml:space="preserve">4 11.4 The Bias-Variance Trade-Off (pp. 153-155)</w:t>
-      </w:r>
-    </w:p>
-    <w:p>
-      <w:r>
-        <w:pict>
-          <v:rect style="width:0;height:1.5pt" o:hralign="center" o:hrstd="t" o:hr="t"/>
-        </w:pict>
-      </w:r>
-    </w:p>
-    <w:p>
-      <w:pPr>
-        <w:pStyle w:val="FirstParagraph"/>
-      </w:pPr>
-      <w:r>
-        <w:t xml:space="preserve">Every statistical estimator involves a trade-off between</w:t>
-      </w:r>
-      <w:r>
-        <w:t xml:space="preserve"> </w:t>
-      </w:r>
-      <w:r>
-        <w:rPr>
-          <w:b/>
-          <w:bCs/>
-        </w:rPr>
-        <w:t xml:space="preserve">bias</w:t>
-      </w:r>
-      <w:r>
-        <w:t xml:space="preserve"> </w:t>
-      </w:r>
-      <w:r>
-        <w:t xml:space="preserve">and</w:t>
-      </w:r>
-      <w:r>
-        <w:t xml:space="preserve"> </w:t>
-      </w:r>
-      <w:r>
-        <w:rPr>
-          <w:b/>
-          <w:bCs/>
-        </w:rPr>
-        <w:t xml:space="preserve">variance</w:t>
-      </w:r>
-      <w:r>
-        <w:t xml:space="preserve">.</w:t>
-      </w:r>
-    </w:p>
-    <w:bookmarkStart w:id="24" w:name="definitions"/>
-    <w:p>
-      <w:pPr>
-        <w:pStyle w:val="Heading3"/>
-      </w:pPr>
-      <w:r>
-        <w:t xml:space="preserve">4.1 Definitions</w:t>
       </w:r>
     </w:p>
     <w:tbl>
@@ -3246,7 +2743,7 @@
               <w:spacing w:before="16" w:after="64"/>
             </w:pPr>
           </w:p>
-          <w:bookmarkStart w:id="23" w:name="def-bias-variance-mse"/>
+          <w:bookmarkStart w:id="21" w:name="def-kernel-smoothing"/>
           <w:p>
             <w:pPr>
               <w:pStyle w:val="BodyText"/>
@@ -3256,7 +2753,547 @@
                 <w:b/>
                 <w:bCs/>
               </w:rPr>
-              <w:t xml:space="preserve">Definition 3 (Bias, Variance, and Mean Squared Error)</w:t>
+              <w:t xml:space="preserve">Definition 3 (Kernel Smoothing)</w:t>
+            </w:r>
+            <w:r>
+              <w:t xml:space="preserve"> </w:t>
+            </w:r>
+            <w:r>
+              <w:rPr>
+                <w:b/>
+                <w:bCs/>
+              </w:rPr>
+              <w:t xml:space="preserve">Kernel smoothing</w:t>
+            </w:r>
+            <w:r>
+              <w:t xml:space="preserve"> </w:t>
+            </w:r>
+            <w:r>
+              <w:t xml:space="preserve">estimates</w:t>
+            </w:r>
+            <w:r>
+              <w:t xml:space="preserve"> </w:t>
+            </w:r>
+            <m:oMath>
+              <m:r>
+                <m:rPr>
+                  <m:nor/>
+                  <m:sty m:val="p"/>
+                </m:rPr>
+                <m:t>E</m:t>
+              </m:r>
+              <m:d>
+                <m:dPr>
+                  <m:begChr m:val="["/>
+                  <m:sepChr m:val=""/>
+                  <m:endChr m:val="]"/>
+                  <m:grow/>
+                </m:dPr>
+                <m:e>
+                  <m:r>
+                    <m:t>Y</m:t>
+                  </m:r>
+                  <m:r>
+                    <m:rPr>
+                      <m:sty m:val="p"/>
+                    </m:rPr>
+                    <m:t>|</m:t>
+                  </m:r>
+                  <m:r>
+                    <m:t>A</m:t>
+                  </m:r>
+                  <m:r>
+                    <m:rPr>
+                      <m:sty m:val="p"/>
+                    </m:rPr>
+                    <m:t>=</m:t>
+                  </m:r>
+                  <m:r>
+                    <m:t>a</m:t>
+                  </m:r>
+                </m:e>
+              </m:d>
+            </m:oMath>
+            <w:r>
+              <w:t xml:space="preserve"> </w:t>
+            </w:r>
+            <w:r>
+              <w:t xml:space="preserve">using a weighted average of nearby observations:</w:t>
+            </w:r>
+          </w:p>
+          <w:p>
+            <w:pPr>
+              <w:pStyle w:val="BodyText"/>
+            </w:pPr>
+            <m:oMathPara>
+              <m:oMathParaPr>
+                <m:jc m:val="center"/>
+              </m:oMathParaPr>
+              <m:oMath>
+                <m:acc>
+                  <m:accPr>
+                    <m:chr m:val="̂"/>
+                  </m:accPr>
+                  <m:e>
+                    <m:r>
+                      <m:rPr>
+                        <m:nor/>
+                        <m:sty m:val="p"/>
+                      </m:rPr>
+                      <m:t>E</m:t>
+                    </m:r>
+                  </m:e>
+                </m:acc>
+                <m:d>
+                  <m:dPr>
+                    <m:begChr m:val="["/>
+                    <m:sepChr m:val=""/>
+                    <m:endChr m:val="]"/>
+                    <m:grow/>
+                  </m:dPr>
+                  <m:e>
+                    <m:r>
+                      <m:t>Y</m:t>
+                    </m:r>
+                    <m:r>
+                      <m:rPr>
+                        <m:sty m:val="p"/>
+                      </m:rPr>
+                      <m:t>|</m:t>
+                    </m:r>
+                    <m:r>
+                      <m:t>A</m:t>
+                    </m:r>
+                    <m:r>
+                      <m:rPr>
+                        <m:sty m:val="p"/>
+                      </m:rPr>
+                      <m:t>=</m:t>
+                    </m:r>
+                    <m:r>
+                      <m:t>a</m:t>
+                    </m:r>
+                  </m:e>
+                </m:d>
+                <m:r>
+                  <m:rPr>
+                    <m:sty m:val="p"/>
+                  </m:rPr>
+                  <m:t>=</m:t>
+                </m:r>
+                <m:f>
+                  <m:fPr>
+                    <m:type m:val="bar"/>
+                  </m:fPr>
+                  <m:num>
+                    <m:nary>
+                      <m:naryPr>
+                        <m:chr m:val="∑"/>
+                        <m:limLoc m:val="undOvr"/>
+                        <m:subHide m:val="off"/>
+                        <m:supHide m:val="on"/>
+                      </m:naryPr>
+                      <m:sub>
+                        <m:r>
+                          <m:t>i</m:t>
+                        </m:r>
+                      </m:sub>
+                      <m:sup>
+                        <m:r>
+                          <m:t>​</m:t>
+                        </m:r>
+                      </m:sup>
+                      <m:e>
+                        <m:r>
+                          <m:t>K</m:t>
+                        </m:r>
+                      </m:e>
+                    </m:nary>
+                    <m:d>
+                      <m:dPr>
+                        <m:begChr m:val="("/>
+                        <m:sepChr m:val=""/>
+                        <m:endChr m:val=")"/>
+                        <m:grow/>
+                      </m:dPr>
+                      <m:e>
+                        <m:f>
+                          <m:fPr>
+                            <m:type m:val="bar"/>
+                          </m:fPr>
+                          <m:num>
+                            <m:sSub>
+                              <m:e>
+                                <m:r>
+                                  <m:t>A</m:t>
+                                </m:r>
+                              </m:e>
+                              <m:sub>
+                                <m:r>
+                                  <m:t>i</m:t>
+                                </m:r>
+                              </m:sub>
+                            </m:sSub>
+                            <m:r>
+                              <m:rPr>
+                                <m:sty m:val="p"/>
+                              </m:rPr>
+                              <m:t>−</m:t>
+                            </m:r>
+                            <m:r>
+                              <m:t>a</m:t>
+                            </m:r>
+                          </m:num>
+                          <m:den>
+                            <m:r>
+                              <m:t>h</m:t>
+                            </m:r>
+                          </m:den>
+                        </m:f>
+                      </m:e>
+                    </m:d>
+                    <m:sSub>
+                      <m:e>
+                        <m:r>
+                          <m:t>Y</m:t>
+                        </m:r>
+                      </m:e>
+                      <m:sub>
+                        <m:r>
+                          <m:t>i</m:t>
+                        </m:r>
+                      </m:sub>
+                    </m:sSub>
+                  </m:num>
+                  <m:den>
+                    <m:nary>
+                      <m:naryPr>
+                        <m:chr m:val="∑"/>
+                        <m:limLoc m:val="undOvr"/>
+                        <m:subHide m:val="off"/>
+                        <m:supHide m:val="on"/>
+                      </m:naryPr>
+                      <m:sub>
+                        <m:r>
+                          <m:t>i</m:t>
+                        </m:r>
+                      </m:sub>
+                      <m:sup>
+                        <m:r>
+                          <m:t>​</m:t>
+                        </m:r>
+                      </m:sup>
+                      <m:e>
+                        <m:r>
+                          <m:t>K</m:t>
+                        </m:r>
+                      </m:e>
+                    </m:nary>
+                    <m:d>
+                      <m:dPr>
+                        <m:begChr m:val="("/>
+                        <m:sepChr m:val=""/>
+                        <m:endChr m:val=")"/>
+                        <m:grow/>
+                      </m:dPr>
+                      <m:e>
+                        <m:f>
+                          <m:fPr>
+                            <m:type m:val="bar"/>
+                          </m:fPr>
+                          <m:num>
+                            <m:sSub>
+                              <m:e>
+                                <m:r>
+                                  <m:t>A</m:t>
+                                </m:r>
+                              </m:e>
+                              <m:sub>
+                                <m:r>
+                                  <m:t>i</m:t>
+                                </m:r>
+                              </m:sub>
+                            </m:sSub>
+                            <m:r>
+                              <m:rPr>
+                                <m:sty m:val="p"/>
+                              </m:rPr>
+                              <m:t>−</m:t>
+                            </m:r>
+                            <m:r>
+                              <m:t>a</m:t>
+                            </m:r>
+                          </m:num>
+                          <m:den>
+                            <m:r>
+                              <m:t>h</m:t>
+                            </m:r>
+                          </m:den>
+                        </m:f>
+                      </m:e>
+                    </m:d>
+                  </m:den>
+                </m:f>
+              </m:oMath>
+            </m:oMathPara>
+          </w:p>
+          <w:p>
+            <w:pPr>
+              <w:pStyle w:val="FirstParagraph"/>
+            </w:pPr>
+            <w:r>
+              <w:t xml:space="preserve">where</w:t>
+            </w:r>
+            <w:r>
+              <w:t xml:space="preserve"> </w:t>
+            </w:r>
+            <m:oMath>
+              <m:r>
+                <m:t>K</m:t>
+              </m:r>
+              <m:r>
+                <m:rPr>
+                  <m:sty m:val="p"/>
+                </m:rPr>
+                <m:t>(</m:t>
+              </m:r>
+              <m:r>
+                <m:rPr>
+                  <m:sty m:val="p"/>
+                </m:rPr>
+                <m:t>⋅</m:t>
+              </m:r>
+              <m:r>
+                <m:rPr>
+                  <m:sty m:val="p"/>
+                </m:rPr>
+                <m:t>)</m:t>
+              </m:r>
+            </m:oMath>
+            <w:r>
+              <w:t xml:space="preserve"> </w:t>
+            </w:r>
+            <w:r>
+              <w:t xml:space="preserve">is a</w:t>
+            </w:r>
+            <w:r>
+              <w:t xml:space="preserve"> </w:t>
+            </w:r>
+            <w:r>
+              <w:rPr>
+                <w:b/>
+                <w:bCs/>
+              </w:rPr>
+              <w:t xml:space="preserve">kernel function</w:t>
+            </w:r>
+            <w:r>
+              <w:t xml:space="preserve"> </w:t>
+            </w:r>
+            <w:r>
+              <w:t xml:space="preserve">(e.g., Gaussian) and</w:t>
+            </w:r>
+            <w:r>
+              <w:t xml:space="preserve"> </w:t>
+            </w:r>
+            <m:oMath>
+              <m:r>
+                <m:t>h</m:t>
+              </m:r>
+            </m:oMath>
+            <w:r>
+              <w:t xml:space="preserve"> </w:t>
+            </w:r>
+            <w:r>
+              <w:t xml:space="preserve">is the</w:t>
+            </w:r>
+            <w:r>
+              <w:t xml:space="preserve"> </w:t>
+            </w:r>
+            <w:r>
+              <w:rPr>
+                <w:b/>
+                <w:bCs/>
+              </w:rPr>
+              <w:t xml:space="preserve">bandwidth</w:t>
+            </w:r>
+            <w:r>
+              <w:t xml:space="preserve">, which controls the amount of smoothing.</w:t>
+            </w:r>
+          </w:p>
+          <w:bookmarkEnd w:id="21"/>
+        </w:tc>
+      </w:tr>
+    </w:tbl>
+    <w:p>
+      <w:pPr>
+        <w:pStyle w:val="BodyText"/>
+      </w:pPr>
+      <w:r>
+        <w:rPr>
+          <w:b/>
+          <w:bCs/>
+        </w:rPr>
+        <w:t xml:space="preserve">Bandwidth selection</w:t>
+      </w:r>
+      <w:r>
+        <w:t xml:space="preserve">:</w:t>
+      </w:r>
+    </w:p>
+    <w:p>
+      <w:pPr>
+        <w:pStyle w:val="Compact"/>
+        <w:numPr>
+          <w:ilvl w:val="0"/>
+          <w:numId w:val="1010"/>
+        </w:numPr>
+      </w:pPr>
+      <w:r>
+        <w:t xml:space="preserve">Large</w:t>
+      </w:r>
+      <w:r>
+        <w:t xml:space="preserve"> </w:t>
+      </w:r>
+      <m:oMath>
+        <m:r>
+          <m:t>h</m:t>
+        </m:r>
+      </m:oMath>
+      <w:r>
+        <w:t xml:space="preserve">: More smoothing, use distant observations</w:t>
+      </w:r>
+    </w:p>
+    <w:p>
+      <w:pPr>
+        <w:pStyle w:val="Compact"/>
+        <w:numPr>
+          <w:ilvl w:val="0"/>
+          <w:numId w:val="1010"/>
+        </w:numPr>
+      </w:pPr>
+      <w:r>
+        <w:t xml:space="preserve">Small</w:t>
+      </w:r>
+      <w:r>
+        <w:t xml:space="preserve"> </w:t>
+      </w:r>
+      <m:oMath>
+        <m:r>
+          <m:t>h</m:t>
+        </m:r>
+      </m:oMath>
+      <w:r>
+        <w:t xml:space="preserve">: Less smoothing, use only nearby observations</w:t>
+      </w:r>
+    </w:p>
+    <w:bookmarkEnd w:id="22"/>
+    <w:bookmarkEnd w:id="23"/>
+    <w:bookmarkStart w:id="27" w:name="the-bias-variance-trade-off-pp.-153-155"/>
+    <w:p>
+      <w:pPr>
+        <w:pStyle w:val="Heading2"/>
+      </w:pPr>
+      <w:r>
+        <w:t xml:space="preserve">4 11.4 The Bias-Variance Trade-Off (pp. 153-155)</w:t>
+      </w:r>
+    </w:p>
+    <w:p>
+      <w:r>
+        <w:pict>
+          <v:rect style="width:0;height:1.5pt" o:hralign="center" o:hrstd="t" o:hr="t"/>
+        </w:pict>
+      </w:r>
+    </w:p>
+    <w:p>
+      <w:pPr>
+        <w:pStyle w:val="FirstParagraph"/>
+      </w:pPr>
+      <w:r>
+        <w:t xml:space="preserve">Every statistical estimator involves a trade-off between</w:t>
+      </w:r>
+      <w:r>
+        <w:t xml:space="preserve"> </w:t>
+      </w:r>
+      <w:r>
+        <w:rPr>
+          <w:b/>
+          <w:bCs/>
+        </w:rPr>
+        <w:t xml:space="preserve">bias</w:t>
+      </w:r>
+      <w:r>
+        <w:t xml:space="preserve"> </w:t>
+      </w:r>
+      <w:r>
+        <w:t xml:space="preserve">and</w:t>
+      </w:r>
+      <w:r>
+        <w:t xml:space="preserve"> </w:t>
+      </w:r>
+      <w:r>
+        <w:rPr>
+          <w:b/>
+          <w:bCs/>
+        </w:rPr>
+        <w:t xml:space="preserve">variance</w:t>
+      </w:r>
+      <w:r>
+        <w:t xml:space="preserve">.</w:t>
+      </w:r>
+    </w:p>
+    <w:bookmarkStart w:id="25" w:name="definitions"/>
+    <w:p>
+      <w:pPr>
+        <w:pStyle w:val="Heading3"/>
+      </w:pPr>
+      <w:r>
+        <w:t xml:space="preserve">4.1 Definitions</w:t>
+      </w:r>
+    </w:p>
+    <w:tbl>
+      <w:tblPr>
+        <w:tblStyle w:val="Table"/>
+        <w:tblInd w:w="164" w:type="dxa"/>
+        <w:tblBorders>
+          <w:left w:val="single" w:sz="24" w:space="0" w:color="909090"/>
+        </w:tblBorders>
+        <w:tblCellMar>
+          <w:left w:w="0" w:type="dxa"/>
+          <w:right w:w="0" w:type="dxa"/>
+        </w:tblCellMar>
+        <w:tblLook w:firstRow="0" w:lastRow="0" w:firstColumn="0" w:lastColumn="0" w:noHBand="0" w:noVBand="0" w:val="0000"/>
+      </w:tblPr>
+      <w:tblGrid>
+        <w:gridCol w:w="7920"/>
+      </w:tblGrid>
+      <w:tr>
+        <w:trPr>
+          <w:cantSplit/>
+        </w:trPr>
+        <w:tc>
+          <w:tcPr>
+            <w:tcMar>
+              <w:left w:w="144" w:type="dxa"/>
+            </w:tcMar>
+          </w:tcPr>
+          <w:p>
+            <w:pPr>
+              <w:pStyle w:val="FirstParagraph"/>
+            </w:pPr>
+            <w:pPr>
+              <w:spacing w:before="16" w:after="64"/>
+            </w:pPr>
+          </w:p>
+          <w:bookmarkStart w:id="24" w:name="def-bias-variance-mse"/>
+          <w:p>
+            <w:pPr>
+              <w:pStyle w:val="BodyText"/>
+            </w:pPr>
+            <w:r>
+              <w:rPr>
+                <w:b/>
+                <w:bCs/>
+              </w:rPr>
+              <w:t xml:space="preserve">Definition 4 (Bias, Variance, and Mean Squared Error)</w:t>
             </w:r>
             <w:r>
               <w:t xml:space="preserve"> </w:t>
@@ -3635,12 +3672,12 @@
               </m:oMath>
             </m:oMathPara>
           </w:p>
-          <w:bookmarkEnd w:id="23"/>
+          <w:bookmarkEnd w:id="24"/>
         </w:tc>
       </w:tr>
     </w:tbl>
-    <w:bookmarkEnd w:id="24"/>
-    <w:bookmarkStart w:id="25" w:name="the-trade-off"/>
+    <w:bookmarkEnd w:id="25"/>
+    <w:bookmarkStart w:id="26" w:name="the-trade-off"/>
     <w:p>
       <w:pPr>
         <w:pStyle w:val="Heading3"/>
@@ -3665,6 +3702,60 @@
       </w:r>
       <w:r>
         <w:t xml:space="preserve">(e.g., sample means):</w:t>
+      </w:r>
+    </w:p>
+    <w:p>
+      <w:pPr>
+        <w:pStyle w:val="Compact"/>
+        <w:numPr>
+          <w:ilvl w:val="0"/>
+          <w:numId w:val="1011"/>
+        </w:numPr>
+      </w:pPr>
+      <w:r>
+        <w:t xml:space="preserve">Bias: Low (if sufficient data in each cell)</w:t>
+      </w:r>
+    </w:p>
+    <w:p>
+      <w:pPr>
+        <w:pStyle w:val="Compact"/>
+        <w:numPr>
+          <w:ilvl w:val="0"/>
+          <w:numId w:val="1011"/>
+        </w:numPr>
+      </w:pPr>
+      <w:r>
+        <w:t xml:space="preserve">Variance: High (when data are sparse)</w:t>
+      </w:r>
+    </w:p>
+    <w:p>
+      <w:pPr>
+        <w:pStyle w:val="Compact"/>
+        <w:numPr>
+          <w:ilvl w:val="0"/>
+          <w:numId w:val="1011"/>
+        </w:numPr>
+      </w:pPr>
+      <w:r>
+        <w:t xml:space="preserve">Works well with dense data, fails with sparse data</w:t>
+      </w:r>
+    </w:p>
+    <w:p>
+      <w:pPr>
+        <w:pStyle w:val="FirstParagraph"/>
+      </w:pPr>
+      <w:r>
+        <w:rPr>
+          <w:b/>
+          <w:bCs/>
+        </w:rPr>
+        <w:t xml:space="preserve">Parametric estimators</w:t>
+      </w:r>
+      <w:r>
+        <w:t xml:space="preserve"> </w:t>
+      </w:r>
+      <w:r>
+        <w:t xml:space="preserve">(e.g., linear regression):</w:t>
       </w:r>
     </w:p>
     <w:p>
@@ -3676,7 +3767,7 @@
         </w:numPr>
       </w:pPr>
       <w:r>
-        <w:t xml:space="preserve">Bias: Low (if sufficient data in each cell)</w:t>
+        <w:t xml:space="preserve">Bias: Potentially high (if model is misspecified)</w:t>
       </w:r>
     </w:p>
     <w:p>
@@ -3688,7 +3779,7 @@
         </w:numPr>
       </w:pPr>
       <w:r>
-        <w:t xml:space="preserve">Variance: High (when data are sparse)</w:t>
+        <w:t xml:space="preserve">Variance: Low (uses all data efficiently)</w:t>
       </w:r>
     </w:p>
     <w:p>
@@ -3697,60 +3788,6 @@
         <w:numPr>
           <w:ilvl w:val="0"/>
           <w:numId w:val="1012"/>
-        </w:numPr>
-      </w:pPr>
-      <w:r>
-        <w:t xml:space="preserve">Works well with dense data, fails with sparse data</w:t>
-      </w:r>
-    </w:p>
-    <w:p>
-      <w:pPr>
-        <w:pStyle w:val="FirstParagraph"/>
-      </w:pPr>
-      <w:r>
-        <w:rPr>
-          <w:b/>
-          <w:bCs/>
-        </w:rPr>
-        <w:t xml:space="preserve">Parametric estimators</w:t>
-      </w:r>
-      <w:r>
-        <w:t xml:space="preserve"> </w:t>
-      </w:r>
-      <w:r>
-        <w:t xml:space="preserve">(e.g., linear regression):</w:t>
-      </w:r>
-    </w:p>
-    <w:p>
-      <w:pPr>
-        <w:pStyle w:val="Compact"/>
-        <w:numPr>
-          <w:ilvl w:val="0"/>
-          <w:numId w:val="1013"/>
-        </w:numPr>
-      </w:pPr>
-      <w:r>
-        <w:t xml:space="preserve">Bias: Potentially high (if model is misspecified)</w:t>
-      </w:r>
-    </w:p>
-    <w:p>
-      <w:pPr>
-        <w:pStyle w:val="Compact"/>
-        <w:numPr>
-          <w:ilvl w:val="0"/>
-          <w:numId w:val="1013"/>
-        </w:numPr>
-      </w:pPr>
-      <w:r>
-        <w:t xml:space="preserve">Variance: Low (uses all data efficiently)</w:t>
-      </w:r>
-    </w:p>
-    <w:p>
-      <w:pPr>
-        <w:pStyle w:val="Compact"/>
-        <w:numPr>
-          <w:ilvl w:val="0"/>
-          <w:numId w:val="1013"/>
         </w:numPr>
       </w:pPr>
       <w:r>
@@ -3859,7 +3896,7 @@
         <w:pStyle w:val="Compact"/>
         <w:numPr>
           <w:ilvl w:val="0"/>
-          <w:numId w:val="1014"/>
+          <w:numId w:val="1013"/>
         </w:numPr>
       </w:pPr>
       <w:r>
@@ -3909,7 +3946,7 @@
         <w:pStyle w:val="Compact"/>
         <w:numPr>
           <w:ilvl w:val="0"/>
-          <w:numId w:val="1014"/>
+          <w:numId w:val="1013"/>
         </w:numPr>
       </w:pPr>
       <w:r>
@@ -3959,7 +3996,7 @@
         <w:pStyle w:val="Compact"/>
         <w:numPr>
           <w:ilvl w:val="0"/>
-          <w:numId w:val="1014"/>
+          <w:numId w:val="1013"/>
         </w:numPr>
       </w:pPr>
       <w:r>
@@ -4100,11 +4137,58 @@
         <w:pStyle w:val="Compact"/>
         <w:numPr>
           <w:ilvl w:val="0"/>
-          <w:numId w:val="1015"/>
+          <w:numId w:val="1014"/>
         </w:numPr>
       </w:pPr>
       <w:r>
         <w:t xml:space="preserve">Uses all 16 observations to estimate 2 parameters</w:t>
+      </w:r>
+    </w:p>
+    <w:p>
+      <w:pPr>
+        <w:pStyle w:val="Compact"/>
+        <w:numPr>
+          <w:ilvl w:val="0"/>
+          <w:numId w:val="1014"/>
+        </w:numPr>
+      </w:pPr>
+      <w:r>
+        <w:t xml:space="preserve">Low variance estimate for any</w:t>
+      </w:r>
+      <w:r>
+        <w:t xml:space="preserve"> </w:t>
+      </w:r>
+      <m:oMath>
+        <m:r>
+          <m:t>A</m:t>
+        </m:r>
+      </m:oMath>
+    </w:p>
+    <w:p>
+      <w:pPr>
+        <w:pStyle w:val="Compact"/>
+        <w:numPr>
+          <w:ilvl w:val="0"/>
+          <w:numId w:val="1014"/>
+        </w:numPr>
+      </w:pPr>
+      <w:r>
+        <w:t xml:space="preserve">Biased if true relationship is not linear</w:t>
+      </w:r>
+    </w:p>
+    <w:p>
+      <w:pPr>
+        <w:pStyle w:val="FirstParagraph"/>
+      </w:pPr>
+      <w:r>
+        <w:rPr>
+          <w:b/>
+          <w:bCs/>
+        </w:rPr>
+        <w:t xml:space="preserve">Practical implications</w:t>
+      </w:r>
+      <w:r>
+        <w:t xml:space="preserve">:</w:t>
       </w:r>
     </w:p>
     <w:p>
@@ -4116,16 +4200,8 @@
         </w:numPr>
       </w:pPr>
       <w:r>
-        <w:t xml:space="preserve">Low variance estimate for any</w:t>
-      </w:r>
-      <w:r>
-        <w:t xml:space="preserve"> </w:t>
-      </w:r>
-      <m:oMath>
-        <m:r>
-          <m:t>A</m:t>
-        </m:r>
-      </m:oMath>
+        <w:t xml:space="preserve">With small samples and sparse data, we must accept some bias to reduce variance</w:t>
+      </w:r>
     </w:p>
     <w:p>
       <w:pPr>
@@ -4136,22 +4212,19 @@
         </w:numPr>
       </w:pPr>
       <w:r>
-        <w:t xml:space="preserve">Biased if true relationship is not linear</w:t>
-      </w:r>
-    </w:p>
-    <w:p>
-      <w:pPr>
-        <w:pStyle w:val="FirstParagraph"/>
-      </w:pPr>
-      <w:r>
-        <w:rPr>
-          <w:b/>
-          <w:bCs/>
-        </w:rPr>
-        <w:t xml:space="preserve">Practical implications</w:t>
-      </w:r>
-      <w:r>
-        <w:t xml:space="preserve">:</w:t>
+        <w:t xml:space="preserve">The</w:t>
+      </w:r>
+      <w:r>
+        <w:t xml:space="preserve"> </w:t>
+      </w:r>
+      <w:r>
+        <w:t xml:space="preserve">“best”</w:t>
+      </w:r>
+      <w:r>
+        <w:t xml:space="preserve"> </w:t>
+      </w:r>
+      <w:r>
+        <w:t xml:space="preserve">estimator minimizes MSE, balancing bias and variance</w:t>
       </w:r>
     </w:p>
     <w:p>
@@ -4159,52 +4232,16 @@
         <w:pStyle w:val="Compact"/>
         <w:numPr>
           <w:ilvl w:val="0"/>
-          <w:numId w:val="1016"/>
-        </w:numPr>
-      </w:pPr>
-      <w:r>
-        <w:t xml:space="preserve">With small samples and sparse data, we must accept some bias to reduce variance</w:t>
-      </w:r>
-    </w:p>
-    <w:p>
-      <w:pPr>
-        <w:pStyle w:val="Compact"/>
-        <w:numPr>
-          <w:ilvl w:val="0"/>
-          <w:numId w:val="1016"/>
-        </w:numPr>
-      </w:pPr>
-      <w:r>
-        <w:t xml:space="preserve">The</w:t>
-      </w:r>
-      <w:r>
-        <w:t xml:space="preserve"> </w:t>
-      </w:r>
-      <w:r>
-        <w:t xml:space="preserve">“best”</w:t>
-      </w:r>
-      <w:r>
-        <w:t xml:space="preserve"> </w:t>
-      </w:r>
-      <w:r>
-        <w:t xml:space="preserve">estimator minimizes MSE, balancing bias and variance</w:t>
-      </w:r>
-    </w:p>
-    <w:p>
-      <w:pPr>
-        <w:pStyle w:val="Compact"/>
-        <w:numPr>
-          <w:ilvl w:val="0"/>
-          <w:numId w:val="1016"/>
+          <w:numId w:val="1015"/>
         </w:numPr>
       </w:pPr>
       <w:r>
         <w:t xml:space="preserve">Model selection involves choosing the level of smoothing that optimizes this trade-off</w:t>
       </w:r>
     </w:p>
-    <w:bookmarkEnd w:id="25"/>
     <w:bookmarkEnd w:id="26"/>
-    <w:bookmarkStart w:id="29" w:name="X4217ef867e5a88c2ddb01d05fcf1a39d77fc0e0"/>
+    <w:bookmarkEnd w:id="27"/>
+    <w:bookmarkStart w:id="30" w:name="X4217ef867e5a88c2ddb01d05fcf1a39d77fc0e0"/>
     <w:p>
       <w:pPr>
         <w:pStyle w:val="Heading2"/>
@@ -4228,7 +4265,7 @@
         <w:t xml:space="preserve">Simulation studies can illustrate the bias-variance trade-off across different sample sizes.</w:t>
       </w:r>
     </w:p>
-    <w:bookmarkStart w:id="27" w:name="simulation-setup"/>
+    <w:bookmarkStart w:id="28" w:name="simulation-setup"/>
     <w:p>
       <w:pPr>
         <w:pStyle w:val="Heading3"/>
@@ -4242,7 +4279,7 @@
         <w:pStyle w:val="Compact"/>
         <w:numPr>
           <w:ilvl w:val="0"/>
-          <w:numId w:val="1017"/>
+          <w:numId w:val="1016"/>
         </w:numPr>
       </w:pPr>
       <w:r>
@@ -4360,7 +4397,7 @@
         <w:pStyle w:val="Compact"/>
         <w:numPr>
           <w:ilvl w:val="0"/>
-          <w:numId w:val="1017"/>
+          <w:numId w:val="1016"/>
         </w:numPr>
       </w:pPr>
       <w:r>
@@ -4386,7 +4423,7 @@
         <w:pStyle w:val="Compact"/>
         <w:numPr>
           <w:ilvl w:val="0"/>
-          <w:numId w:val="1017"/>
+          <w:numId w:val="1016"/>
         </w:numPr>
       </w:pPr>
       <w:r>
@@ -4398,15 +4435,15 @@
         <w:pStyle w:val="Compact"/>
         <w:numPr>
           <w:ilvl w:val="0"/>
-          <w:numId w:val="1017"/>
+          <w:numId w:val="1016"/>
         </w:numPr>
       </w:pPr>
       <w:r>
         <w:t xml:space="preserve">Compute bias, variance, and MSE of each estimator</w:t>
       </w:r>
     </w:p>
-    <w:bookmarkEnd w:id="27"/>
-    <w:bookmarkStart w:id="28" w:name="typical-results"/>
+    <w:bookmarkEnd w:id="28"/>
+    <w:bookmarkStart w:id="29" w:name="typical-results"/>
     <w:p>
       <w:pPr>
         <w:pStyle w:val="Heading3"/>
@@ -4456,7 +4493,7 @@
         <w:pStyle w:val="Compact"/>
         <w:numPr>
           <w:ilvl w:val="0"/>
-          <w:numId w:val="1018"/>
+          <w:numId w:val="1017"/>
         </w:numPr>
       </w:pPr>
       <w:r>
@@ -4468,7 +4505,7 @@
         <w:pStyle w:val="Compact"/>
         <w:numPr>
           <w:ilvl w:val="0"/>
-          <w:numId w:val="1018"/>
+          <w:numId w:val="1017"/>
         </w:numPr>
       </w:pPr>
       <w:r>
@@ -4480,7 +4517,7 @@
         <w:pStyle w:val="Compact"/>
         <w:numPr>
           <w:ilvl w:val="0"/>
-          <w:numId w:val="1018"/>
+          <w:numId w:val="1017"/>
         </w:numPr>
       </w:pPr>
       <w:r>
@@ -4492,7 +4529,7 @@
         <w:pStyle w:val="Compact"/>
         <w:numPr>
           <w:ilvl w:val="0"/>
-          <w:numId w:val="1018"/>
+          <w:numId w:val="1017"/>
         </w:numPr>
       </w:pPr>
       <w:r>
@@ -4547,7 +4584,7 @@
         <w:pStyle w:val="Compact"/>
         <w:numPr>
           <w:ilvl w:val="0"/>
-          <w:numId w:val="1019"/>
+          <w:numId w:val="1018"/>
         </w:numPr>
       </w:pPr>
       <w:r>
@@ -4557,30 +4594,99 @@
     <w:p>
       <w:pPr>
         <w:pStyle w:val="Compact"/>
+        <w:numPr>
+          <w:ilvl w:val="0"/>
+          <w:numId w:val="1018"/>
+        </w:numPr>
+      </w:pPr>
+      <w:r>
+        <w:t xml:space="preserve">Simple parametric (linear): Low variance, high bias (if misspecified)</w:t>
+      </w:r>
+    </w:p>
+    <w:p>
+      <w:pPr>
+        <w:pStyle w:val="Compact"/>
+        <w:numPr>
+          <w:ilvl w:val="0"/>
+          <w:numId w:val="1018"/>
+        </w:numPr>
+      </w:pPr>
+      <w:r>
+        <w:t xml:space="preserve">Flexible parametric: Low variance, low bias</w:t>
+      </w:r>
+    </w:p>
+    <w:p>
+      <w:pPr>
+        <w:pStyle w:val="Compact"/>
+        <w:numPr>
+          <w:ilvl w:val="0"/>
+          <w:numId w:val="1018"/>
+        </w:numPr>
+      </w:pPr>
+      <w:r>
+        <w:rPr>
+          <w:b/>
+          <w:bCs/>
+        </w:rPr>
+        <w:t xml:space="preserve">Winner</w:t>
+      </w:r>
+      <w:r>
+        <w:t xml:space="preserve">: Flexible models or nonparametric (both work well)</w:t>
+      </w:r>
+    </w:p>
+    <w:p>
+      <w:pPr>
+        <w:pStyle w:val="FirstParagraph"/>
+      </w:pPr>
+      <w:r>
+        <w:rPr>
+          <w:b/>
+          <w:bCs/>
+        </w:rPr>
+        <w:t xml:space="preserve">Key lessons</w:t>
+      </w:r>
+      <w:r>
+        <w:t xml:space="preserve">:</w:t>
+      </w:r>
+    </w:p>
+    <w:p>
+      <w:pPr>
         <w:numPr>
           <w:ilvl w:val="0"/>
           <w:numId w:val="1019"/>
         </w:numPr>
       </w:pPr>
       <w:r>
-        <w:t xml:space="preserve">Simple parametric (linear): Low variance, high bias (if misspecified)</w:t>
-      </w:r>
-    </w:p>
-    <w:p>
-      <w:pPr>
-        <w:pStyle w:val="Compact"/>
+        <w:rPr>
+          <w:b/>
+          <w:bCs/>
+        </w:rPr>
+        <w:t xml:space="preserve">Small samples require strong assumptions</w:t>
+      </w:r>
+      <w:r>
+        <w:t xml:space="preserve">: With limited data, we need parametric models</w:t>
+      </w:r>
+    </w:p>
+    <w:p>
+      <w:pPr>
         <w:numPr>
           <w:ilvl w:val="0"/>
           <w:numId w:val="1019"/>
         </w:numPr>
       </w:pPr>
       <w:r>
-        <w:t xml:space="preserve">Flexible parametric: Low variance, low bias</w:t>
-      </w:r>
-    </w:p>
-    <w:p>
-      <w:pPr>
-        <w:pStyle w:val="Compact"/>
+        <w:rPr>
+          <w:b/>
+          <w:bCs/>
+        </w:rPr>
+        <w:t xml:space="preserve">Large samples allow flexibility</w:t>
+      </w:r>
+      <w:r>
+        <w:t xml:space="preserve">: With abundant data, we can use flexible or nonparametric approaches</w:t>
+      </w:r>
+    </w:p>
+    <w:p>
+      <w:pPr>
         <w:numPr>
           <w:ilvl w:val="0"/>
           <w:numId w:val="1019"/>
@@ -4591,10 +4697,76 @@
           <w:b/>
           <w:bCs/>
         </w:rPr>
-        <w:t xml:space="preserve">Winner</w:t>
-      </w:r>
-      <w:r>
-        <w:t xml:space="preserve">: Flexible models or nonparametric (both work well)</w:t>
+        <w:t xml:space="preserve">No free lunch</w:t>
+      </w:r>
+      <w:r>
+        <w:t xml:space="preserve">: Every estimator makes trade-offs; the</w:t>
+      </w:r>
+      <w:r>
+        <w:t xml:space="preserve"> </w:t>
+      </w:r>
+      <w:r>
+        <w:t xml:space="preserve">“best”</w:t>
+      </w:r>
+      <w:r>
+        <w:t xml:space="preserve"> </w:t>
+      </w:r>
+      <w:r>
+        <w:t xml:space="preserve">depends on:</w:t>
+      </w:r>
+    </w:p>
+    <w:p>
+      <w:pPr>
+        <w:pStyle w:val="Compact"/>
+        <w:numPr>
+          <w:ilvl w:val="1"/>
+          <w:numId w:val="1020"/>
+        </w:numPr>
+      </w:pPr>
+      <w:r>
+        <w:t xml:space="preserve">Sample size</w:t>
+      </w:r>
+    </w:p>
+    <w:p>
+      <w:pPr>
+        <w:pStyle w:val="Compact"/>
+        <w:numPr>
+          <w:ilvl w:val="1"/>
+          <w:numId w:val="1020"/>
+        </w:numPr>
+      </w:pPr>
+      <w:r>
+        <w:t xml:space="preserve">True underlying relationship</w:t>
+      </w:r>
+    </w:p>
+    <w:p>
+      <w:pPr>
+        <w:pStyle w:val="Compact"/>
+        <w:numPr>
+          <w:ilvl w:val="1"/>
+          <w:numId w:val="1020"/>
+        </w:numPr>
+      </w:pPr>
+      <w:r>
+        <w:t xml:space="preserve">Sparsity of data</w:t>
+      </w:r>
+    </w:p>
+    <w:p>
+      <w:pPr>
+        <w:numPr>
+          <w:ilvl w:val="0"/>
+          <w:numId w:val="1019"/>
+        </w:numPr>
+      </w:pPr>
+      <w:r>
+        <w:rPr>
+          <w:b/>
+          <w:bCs/>
+        </w:rPr>
+        <w:t xml:space="preserve">Model selection matters</w:t>
+      </w:r>
+      <w:r>
+        <w:t xml:space="preserve">: Choose models that balance the bias-variance trade-off appropriately for your data</w:t>
       </w:r>
     </w:p>
     <w:p>
@@ -4606,7 +4778,7 @@
           <w:b/>
           <w:bCs/>
         </w:rPr>
-        <w:t xml:space="preserve">Key lessons</w:t>
+        <w:t xml:space="preserve">Practical strategy</w:t>
       </w:r>
       <w:r>
         <w:t xml:space="preserve">:</w:t>
@@ -4614,190 +4786,55 @@
     </w:p>
     <w:p>
       <w:pPr>
+        <w:pStyle w:val="Compact"/>
         <w:numPr>
           <w:ilvl w:val="0"/>
-          <w:numId w:val="1020"/>
-        </w:numPr>
-      </w:pPr>
-      <w:r>
-        <w:rPr>
-          <w:b/>
-          <w:bCs/>
-        </w:rPr>
-        <w:t xml:space="preserve">Small samples require strong assumptions</w:t>
-      </w:r>
-      <w:r>
-        <w:t xml:space="preserve">: With limited data, we need parametric models</w:t>
-      </w:r>
-    </w:p>
-    <w:p>
-      <w:pPr>
+          <w:numId w:val="1021"/>
+        </w:numPr>
+      </w:pPr>
+      <w:r>
+        <w:t xml:space="preserve">Start with simple models</w:t>
+      </w:r>
+    </w:p>
+    <w:p>
+      <w:pPr>
+        <w:pStyle w:val="Compact"/>
         <w:numPr>
           <w:ilvl w:val="0"/>
-          <w:numId w:val="1020"/>
-        </w:numPr>
-      </w:pPr>
-      <w:r>
-        <w:rPr>
-          <w:b/>
-          <w:bCs/>
-        </w:rPr>
-        <w:t xml:space="preserve">Large samples allow flexibility</w:t>
-      </w:r>
-      <w:r>
-        <w:t xml:space="preserve">: With abundant data, we can use flexible or nonparametric approaches</w:t>
-      </w:r>
-    </w:p>
-    <w:p>
-      <w:pPr>
+          <w:numId w:val="1021"/>
+        </w:numPr>
+      </w:pPr>
+      <w:r>
+        <w:t xml:space="preserve">Add complexity as sample size permits</w:t>
+      </w:r>
+    </w:p>
+    <w:p>
+      <w:pPr>
+        <w:pStyle w:val="Compact"/>
         <w:numPr>
           <w:ilvl w:val="0"/>
-          <w:numId w:val="1020"/>
-        </w:numPr>
-      </w:pPr>
-      <w:r>
-        <w:rPr>
-          <w:b/>
-          <w:bCs/>
-        </w:rPr>
-        <w:t xml:space="preserve">No free lunch</w:t>
-      </w:r>
-      <w:r>
-        <w:t xml:space="preserve">: Every estimator makes trade-offs; the</w:t>
-      </w:r>
-      <w:r>
-        <w:t xml:space="preserve"> </w:t>
-      </w:r>
-      <w:r>
-        <w:t xml:space="preserve">“best”</w:t>
-      </w:r>
-      <w:r>
-        <w:t xml:space="preserve"> </w:t>
-      </w:r>
-      <w:r>
-        <w:t xml:space="preserve">depends on:</w:t>
-      </w:r>
-    </w:p>
-    <w:p>
-      <w:pPr>
-        <w:pStyle w:val="Compact"/>
-        <w:numPr>
-          <w:ilvl w:val="1"/>
           <w:numId w:val="1021"/>
         </w:numPr>
       </w:pPr>
       <w:r>
-        <w:t xml:space="preserve">Sample size</w:t>
-      </w:r>
-    </w:p>
-    <w:p>
-      <w:pPr>
-        <w:pStyle w:val="Compact"/>
-        <w:numPr>
-          <w:ilvl w:val="1"/>
+        <w:t xml:space="preserve">Use cross-validation or information criteria to select model complexity</w:t>
+      </w:r>
+    </w:p>
+    <w:p>
+      <w:pPr>
+        <w:pStyle w:val="Compact"/>
+        <w:numPr>
+          <w:ilvl w:val="0"/>
           <w:numId w:val="1021"/>
         </w:numPr>
       </w:pPr>
       <w:r>
-        <w:t xml:space="preserve">True underlying relationship</w:t>
-      </w:r>
-    </w:p>
-    <w:p>
-      <w:pPr>
-        <w:pStyle w:val="Compact"/>
-        <w:numPr>
-          <w:ilvl w:val="1"/>
-          <w:numId w:val="1021"/>
-        </w:numPr>
-      </w:pPr>
-      <w:r>
-        <w:t xml:space="preserve">Sparsity of data</w:t>
-      </w:r>
-    </w:p>
-    <w:p>
-      <w:pPr>
-        <w:numPr>
-          <w:ilvl w:val="0"/>
-          <w:numId w:val="1020"/>
-        </w:numPr>
-      </w:pPr>
-      <w:r>
-        <w:rPr>
-          <w:b/>
-          <w:bCs/>
-        </w:rPr>
-        <w:t xml:space="preserve">Model selection matters</w:t>
-      </w:r>
-      <w:r>
-        <w:t xml:space="preserve">: Choose models that balance the bias-variance trade-off appropriately for your data</w:t>
-      </w:r>
-    </w:p>
-    <w:p>
-      <w:pPr>
-        <w:pStyle w:val="FirstParagraph"/>
-      </w:pPr>
-      <w:r>
-        <w:rPr>
-          <w:b/>
-          <w:bCs/>
-        </w:rPr>
-        <w:t xml:space="preserve">Practical strategy</w:t>
-      </w:r>
-      <w:r>
-        <w:t xml:space="preserve">:</w:t>
-      </w:r>
-    </w:p>
-    <w:p>
-      <w:pPr>
-        <w:pStyle w:val="Compact"/>
-        <w:numPr>
-          <w:ilvl w:val="0"/>
-          <w:numId w:val="1022"/>
-        </w:numPr>
-      </w:pPr>
-      <w:r>
-        <w:t xml:space="preserve">Start with simple models</w:t>
-      </w:r>
-    </w:p>
-    <w:p>
-      <w:pPr>
-        <w:pStyle w:val="Compact"/>
-        <w:numPr>
-          <w:ilvl w:val="0"/>
-          <w:numId w:val="1022"/>
-        </w:numPr>
-      </w:pPr>
-      <w:r>
-        <w:t xml:space="preserve">Add complexity as sample size permits</w:t>
-      </w:r>
-    </w:p>
-    <w:p>
-      <w:pPr>
-        <w:pStyle w:val="Compact"/>
-        <w:numPr>
-          <w:ilvl w:val="0"/>
-          <w:numId w:val="1022"/>
-        </w:numPr>
-      </w:pPr>
-      <w:r>
-        <w:t xml:space="preserve">Use cross-validation or information criteria to select model complexity</w:t>
-      </w:r>
-    </w:p>
-    <w:p>
-      <w:pPr>
-        <w:pStyle w:val="Compact"/>
-        <w:numPr>
-          <w:ilvl w:val="0"/>
-          <w:numId w:val="1022"/>
-        </w:numPr>
-      </w:pPr>
-      <w:r>
         <w:t xml:space="preserve">Conduct sensitivity analyses with different models</w:t>
       </w:r>
     </w:p>
-    <w:bookmarkEnd w:id="28"/>
     <w:bookmarkEnd w:id="29"/>
-    <w:bookmarkStart w:id="30" w:name="summary"/>
+    <w:bookmarkEnd w:id="30"/>
+    <w:bookmarkStart w:id="31" w:name="summary"/>
     <w:p>
       <w:pPr>
         <w:pStyle w:val="Heading2"/>
@@ -4857,15 +4894,58 @@
         <w:pStyle w:val="Compact"/>
         <w:numPr>
           <w:ilvl w:val="0"/>
+          <w:numId w:val="1022"/>
+        </w:numPr>
+      </w:pPr>
+      <w:r>
+        <w:rPr>
+          <w:b/>
+          <w:bCs/>
+        </w:rPr>
+        <w:t xml:space="preserve">Data sparsity problem</w:t>
+      </w:r>
+      <w:r>
+        <w:t xml:space="preserve">:</w:t>
+      </w:r>
+    </w:p>
+    <w:p>
+      <w:pPr>
+        <w:pStyle w:val="Compact"/>
+        <w:numPr>
+          <w:ilvl w:val="1"/>
           <w:numId w:val="1023"/>
         </w:numPr>
       </w:pPr>
       <w:r>
-        <w:rPr>
-          <w:b/>
-          <w:bCs/>
-        </w:rPr>
-        <w:t xml:space="preserve">Data sparsity problem</w:t>
+        <w:t xml:space="preserve">Nonparametric estimation fails when data are sparse</w:t>
+      </w:r>
+    </w:p>
+    <w:p>
+      <w:pPr>
+        <w:pStyle w:val="Compact"/>
+        <w:numPr>
+          <w:ilvl w:val="1"/>
+          <w:numId w:val="1023"/>
+        </w:numPr>
+      </w:pPr>
+      <w:r>
+        <w:t xml:space="preserve">Need to borrow strength across observations</w:t>
+      </w:r>
+    </w:p>
+    <w:p>
+      <w:pPr>
+        <w:pStyle w:val="Compact"/>
+        <w:numPr>
+          <w:ilvl w:val="0"/>
+          <w:numId w:val="1022"/>
+        </w:numPr>
+      </w:pPr>
+      <w:r>
+        <w:rPr>
+          <w:b/>
+          <w:bCs/>
+        </w:rPr>
+        <w:t xml:space="preserve">Parametric models</w:t>
       </w:r>
       <w:r>
         <w:t xml:space="preserve">:</w:t>
@@ -4880,7 +4960,7 @@
         </w:numPr>
       </w:pPr>
       <w:r>
-        <w:t xml:space="preserve">Nonparametric estimation fails when data are sparse</w:t>
+        <w:t xml:space="preserve">Make assumptions about functional form</w:t>
       </w:r>
     </w:p>
     <w:p>
@@ -4892,7 +4972,19 @@
         </w:numPr>
       </w:pPr>
       <w:r>
-        <w:t xml:space="preserve">Need to borrow strength across observations</w:t>
+        <w:t xml:space="preserve">Allow estimation even with sparse data</w:t>
+      </w:r>
+    </w:p>
+    <w:p>
+      <w:pPr>
+        <w:pStyle w:val="Compact"/>
+        <w:numPr>
+          <w:ilvl w:val="1"/>
+          <w:numId w:val="1024"/>
+        </w:numPr>
+      </w:pPr>
+      <w:r>
+        <w:t xml:space="preserve">Examples: Linear, quadratic, logarithmic models</w:t>
       </w:r>
     </w:p>
     <w:p>
@@ -4900,15 +4992,15 @@
         <w:pStyle w:val="Compact"/>
         <w:numPr>
           <w:ilvl w:val="0"/>
-          <w:numId w:val="1023"/>
-        </w:numPr>
-      </w:pPr>
-      <w:r>
-        <w:rPr>
-          <w:b/>
-          <w:bCs/>
-        </w:rPr>
-        <w:t xml:space="preserve">Parametric models</w:t>
+          <w:numId w:val="1022"/>
+        </w:numPr>
+      </w:pPr>
+      <w:r>
+        <w:rPr>
+          <w:b/>
+          <w:bCs/>
+        </w:rPr>
+        <w:t xml:space="preserve">Smoothing</w:t>
       </w:r>
       <w:r>
         <w:t xml:space="preserve">:</w:t>
@@ -4923,7 +5015,7 @@
         </w:numPr>
       </w:pPr>
       <w:r>
-        <w:t xml:space="preserve">Make assumptions about functional form</w:t>
+        <w:t xml:space="preserve">Spectrum from nonparametric to parametric</w:t>
       </w:r>
     </w:p>
     <w:p>
@@ -4935,7 +5027,7 @@
         </w:numPr>
       </w:pPr>
       <w:r>
-        <w:t xml:space="preserve">Allow estimation even with sparse data</w:t>
+        <w:t xml:space="preserve">Semiparametric methods balance flexibility and smoothness</w:t>
       </w:r>
     </w:p>
     <w:p>
@@ -4947,7 +5039,7 @@
         </w:numPr>
       </w:pPr>
       <w:r>
-        <w:t xml:space="preserve">Examples: Linear, quadratic, logarithmic models</w:t>
+        <w:t xml:space="preserve">Bandwidth/complexity controls amount of smoothing</w:t>
       </w:r>
     </w:p>
     <w:p>
@@ -4955,15 +5047,15 @@
         <w:pStyle w:val="Compact"/>
         <w:numPr>
           <w:ilvl w:val="0"/>
-          <w:numId w:val="1023"/>
-        </w:numPr>
-      </w:pPr>
-      <w:r>
-        <w:rPr>
-          <w:b/>
-          <w:bCs/>
-        </w:rPr>
-        <w:t xml:space="preserve">Smoothing</w:t>
+          <w:numId w:val="1022"/>
+        </w:numPr>
+      </w:pPr>
+      <w:r>
+        <w:rPr>
+          <w:b/>
+          <w:bCs/>
+        </w:rPr>
+        <w:t xml:space="preserve">Bias-variance trade-off</w:t>
       </w:r>
       <w:r>
         <w:t xml:space="preserve">:</w:t>
@@ -4978,7 +5070,7 @@
         </w:numPr>
       </w:pPr>
       <w:r>
-        <w:t xml:space="preserve">Spectrum from nonparametric to parametric</w:t>
+        <w:t xml:space="preserve">Bias: Systematic error from modeling assumptions</w:t>
       </w:r>
     </w:p>
     <w:p>
@@ -4990,7 +5082,7 @@
         </w:numPr>
       </w:pPr>
       <w:r>
-        <w:t xml:space="preserve">Semiparametric methods balance flexibility and smoothness</w:t>
+        <w:t xml:space="preserve">Variance: Random error from finite samples</w:t>
       </w:r>
     </w:p>
     <w:p>
@@ -5002,7 +5094,19 @@
         </w:numPr>
       </w:pPr>
       <w:r>
-        <w:t xml:space="preserve">Bandwidth/complexity controls amount of smoothing</w:t>
+        <w:t xml:space="preserve">MSE = Bias² + Variance</w:t>
+      </w:r>
+    </w:p>
+    <w:p>
+      <w:pPr>
+        <w:pStyle w:val="Compact"/>
+        <w:numPr>
+          <w:ilvl w:val="1"/>
+          <w:numId w:val="1026"/>
+        </w:numPr>
+      </w:pPr>
+      <w:r>
+        <w:t xml:space="preserve">Optimal estimator minimizes MSE</w:t>
       </w:r>
     </w:p>
     <w:p>
@@ -5010,15 +5114,15 @@
         <w:pStyle w:val="Compact"/>
         <w:numPr>
           <w:ilvl w:val="0"/>
-          <w:numId w:val="1023"/>
-        </w:numPr>
-      </w:pPr>
-      <w:r>
-        <w:rPr>
-          <w:b/>
-          <w:bCs/>
-        </w:rPr>
-        <w:t xml:space="preserve">Bias-variance trade-off</w:t>
+          <w:numId w:val="1022"/>
+        </w:numPr>
+      </w:pPr>
+      <w:r>
+        <w:rPr>
+          <w:b/>
+          <w:bCs/>
+        </w:rPr>
+        <w:t xml:space="preserve">Sample size matters</w:t>
       </w:r>
       <w:r>
         <w:t xml:space="preserve">:</w:t>
@@ -5033,7 +5137,7 @@
         </w:numPr>
       </w:pPr>
       <w:r>
-        <w:t xml:space="preserve">Bias: Systematic error from modeling assumptions</w:t>
+        <w:t xml:space="preserve">Small samples: Need strong assumptions (parametric models)</w:t>
       </w:r>
     </w:p>
     <w:p>
@@ -5045,31 +5149,30 @@
         </w:numPr>
       </w:pPr>
       <w:r>
-        <w:t xml:space="preserve">Variance: Random error from finite samples</w:t>
-      </w:r>
-    </w:p>
-    <w:p>
-      <w:pPr>
-        <w:pStyle w:val="Compact"/>
-        <w:numPr>
-          <w:ilvl w:val="1"/>
-          <w:numId w:val="1027"/>
-        </w:numPr>
-      </w:pPr>
-      <w:r>
-        <w:t xml:space="preserve">MSE = Bias² + Variance</w:t>
-      </w:r>
-    </w:p>
-    <w:p>
-      <w:pPr>
-        <w:pStyle w:val="Compact"/>
-        <w:numPr>
-          <w:ilvl w:val="1"/>
-          <w:numId w:val="1027"/>
-        </w:numPr>
-      </w:pPr>
-      <w:r>
-        <w:t xml:space="preserve">Optimal estimator minimizes MSE</w:t>
+        <w:t xml:space="preserve">Large samples: Can use flexible/nonparametric approaches</w:t>
+      </w:r>
+    </w:p>
+    <w:p>
+      <w:pPr>
+        <w:pStyle w:val="FirstParagraph"/>
+      </w:pPr>
+      <w:r>
+        <w:rPr>
+          <w:b/>
+          <w:bCs/>
+        </w:rPr>
+        <w:t xml:space="preserve">Implications for Part II</w:t>
+      </w:r>
+      <w:r>
+        <w:t xml:space="preserve">:</w:t>
+      </w:r>
+    </w:p>
+    <w:p>
+      <w:pPr>
+        <w:pStyle w:val="BodyText"/>
+      </w:pPr>
+      <w:r>
+        <w:t xml:space="preserve">The remainder of Part II describes methods for causal inference that use parametric and semiparametric models:</w:t>
       </w:r>
     </w:p>
     <w:p>
@@ -5077,42 +5180,78 @@
         <w:pStyle w:val="Compact"/>
         <w:numPr>
           <w:ilvl w:val="0"/>
-          <w:numId w:val="1023"/>
-        </w:numPr>
-      </w:pPr>
-      <w:r>
-        <w:rPr>
-          <w:b/>
-          <w:bCs/>
-        </w:rPr>
-        <w:t xml:space="preserve">Sample size matters</w:t>
-      </w:r>
-      <w:r>
-        <w:t xml:space="preserve">:</w:t>
-      </w:r>
-    </w:p>
-    <w:p>
-      <w:pPr>
-        <w:pStyle w:val="Compact"/>
-        <w:numPr>
-          <w:ilvl w:val="1"/>
           <w:numId w:val="1028"/>
         </w:numPr>
       </w:pPr>
       <w:r>
-        <w:t xml:space="preserve">Small samples: Need strong assumptions (parametric models)</w:t>
-      </w:r>
-    </w:p>
-    <w:p>
-      <w:pPr>
-        <w:pStyle w:val="Compact"/>
-        <w:numPr>
-          <w:ilvl w:val="1"/>
+        <w:rPr>
+          <w:b/>
+          <w:bCs/>
+        </w:rPr>
+        <w:t xml:space="preserve">Chapter 12</w:t>
+      </w:r>
+      <w:r>
+        <w:t xml:space="preserve">: Standardization with outcome regression models</w:t>
+      </w:r>
+    </w:p>
+    <w:p>
+      <w:pPr>
+        <w:pStyle w:val="Compact"/>
+        <w:numPr>
+          <w:ilvl w:val="0"/>
           <w:numId w:val="1028"/>
         </w:numPr>
       </w:pPr>
       <w:r>
-        <w:t xml:space="preserve">Large samples: Can use flexible/nonparametric approaches</w:t>
+        <w:rPr>
+          <w:b/>
+          <w:bCs/>
+        </w:rPr>
+        <w:t xml:space="preserve">Chapter 13</w:t>
+      </w:r>
+      <w:r>
+        <w:t xml:space="preserve">: IP weighting with propensity score models</w:t>
+      </w:r>
+      <w:r>
+        <w:br/>
+      </w:r>
+    </w:p>
+    <w:p>
+      <w:pPr>
+        <w:pStyle w:val="Compact"/>
+        <w:numPr>
+          <w:ilvl w:val="0"/>
+          <w:numId w:val="1028"/>
+        </w:numPr>
+      </w:pPr>
+      <w:r>
+        <w:rPr>
+          <w:b/>
+          <w:bCs/>
+        </w:rPr>
+        <w:t xml:space="preserve">Chapter 14</w:t>
+      </w:r>
+      <w:r>
+        <w:t xml:space="preserve">: Instrumental variables with parametric models</w:t>
+      </w:r>
+    </w:p>
+    <w:p>
+      <w:pPr>
+        <w:pStyle w:val="Compact"/>
+        <w:numPr>
+          <w:ilvl w:val="0"/>
+          <w:numId w:val="1028"/>
+        </w:numPr>
+      </w:pPr>
+      <w:r>
+        <w:rPr>
+          <w:b/>
+          <w:bCs/>
+        </w:rPr>
+        <w:t xml:space="preserve">Chapter 15</w:t>
+      </w:r>
+      <w:r>
+        <w:t xml:space="preserve">: G-estimation with structural nested models</w:t>
       </w:r>
     </w:p>
     <w:p>
@@ -5120,22 +5259,7 @@
         <w:pStyle w:val="FirstParagraph"/>
       </w:pPr>
       <w:r>
-        <w:rPr>
-          <w:b/>
-          <w:bCs/>
-        </w:rPr>
-        <w:t xml:space="preserve">Implications for Part II</w:t>
-      </w:r>
-      <w:r>
-        <w:t xml:space="preserve">:</w:t>
-      </w:r>
-    </w:p>
-    <w:p>
-      <w:pPr>
-        <w:pStyle w:val="BodyText"/>
-      </w:pPr>
-      <w:r>
-        <w:t xml:space="preserve">The remainder of Part II describes methods for causal inference that use parametric and semiparametric models:</w:t>
+        <w:t xml:space="preserve">All these methods face the bias-variance trade-off. Understanding this trade-off is crucial for:</w:t>
       </w:r>
     </w:p>
     <w:p>
@@ -5147,14 +5271,7 @@
         </w:numPr>
       </w:pPr>
       <w:r>
-        <w:rPr>
-          <w:b/>
-          <w:bCs/>
-        </w:rPr>
-        <w:t xml:space="preserve">Chapter 12</w:t>
-      </w:r>
-      <w:r>
-        <w:t xml:space="preserve">: Standardization with outcome regression models</w:t>
+        <w:t xml:space="preserve">Choosing appropriate models</w:t>
       </w:r>
     </w:p>
     <w:p>
@@ -5166,17 +5283,7 @@
         </w:numPr>
       </w:pPr>
       <w:r>
-        <w:rPr>
-          <w:b/>
-          <w:bCs/>
-        </w:rPr>
-        <w:t xml:space="preserve">Chapter 13</w:t>
-      </w:r>
-      <w:r>
-        <w:t xml:space="preserve">: IP weighting with propensity score models</w:t>
-      </w:r>
-      <w:r>
-        <w:br/>
+        <w:t xml:space="preserve">Assessing model adequacy</w:t>
       </w:r>
     </w:p>
     <w:p>
@@ -5188,33 +5295,7 @@
         </w:numPr>
       </w:pPr>
       <w:r>
-        <w:rPr>
-          <w:b/>
-          <w:bCs/>
-        </w:rPr>
-        <w:t xml:space="preserve">Chapter 14</w:t>
-      </w:r>
-      <w:r>
-        <w:t xml:space="preserve">: Instrumental variables with parametric models</w:t>
-      </w:r>
-    </w:p>
-    <w:p>
-      <w:pPr>
-        <w:pStyle w:val="Compact"/>
-        <w:numPr>
-          <w:ilvl w:val="0"/>
-          <w:numId w:val="1029"/>
-        </w:numPr>
-      </w:pPr>
-      <w:r>
-        <w:rPr>
-          <w:b/>
-          <w:bCs/>
-        </w:rPr>
-        <w:t xml:space="preserve">Chapter 15</w:t>
-      </w:r>
-      <w:r>
-        <w:t xml:space="preserve">: G-estimation with structural nested models</w:t>
+        <w:t xml:space="preserve">Interpreting results cautiously</w:t>
       </w:r>
     </w:p>
     <w:p>
@@ -5222,50 +5303,6 @@
         <w:pStyle w:val="FirstParagraph"/>
       </w:pPr>
       <w:r>
-        <w:t xml:space="preserve">All these methods face the bias-variance trade-off. Understanding this trade-off is crucial for:</w:t>
-      </w:r>
-    </w:p>
-    <w:p>
-      <w:pPr>
-        <w:pStyle w:val="Compact"/>
-        <w:numPr>
-          <w:ilvl w:val="0"/>
-          <w:numId w:val="1030"/>
-        </w:numPr>
-      </w:pPr>
-      <w:r>
-        <w:t xml:space="preserve">Choosing appropriate models</w:t>
-      </w:r>
-    </w:p>
-    <w:p>
-      <w:pPr>
-        <w:pStyle w:val="Compact"/>
-        <w:numPr>
-          <w:ilvl w:val="0"/>
-          <w:numId w:val="1030"/>
-        </w:numPr>
-      </w:pPr>
-      <w:r>
-        <w:t xml:space="preserve">Assessing model adequacy</w:t>
-      </w:r>
-    </w:p>
-    <w:p>
-      <w:pPr>
-        <w:pStyle w:val="Compact"/>
-        <w:numPr>
-          <w:ilvl w:val="0"/>
-          <w:numId w:val="1030"/>
-        </w:numPr>
-      </w:pPr>
-      <w:r>
-        <w:t xml:space="preserve">Interpreting results cautiously</w:t>
-      </w:r>
-    </w:p>
-    <w:p>
-      <w:pPr>
-        <w:pStyle w:val="FirstParagraph"/>
-      </w:pPr>
-      <w:r>
         <w:rPr>
           <w:b/>
           <w:bCs/>
@@ -5276,8 +5313,8 @@
         <w:t xml:space="preserve">: We must make modeling assumptions to estimate causal effects with finite data, but wrong assumptions introduce bias. The art of causal inference involves making reasonable assumptions and assessing their plausibility.</w:t>
       </w:r>
     </w:p>
-    <w:bookmarkEnd w:id="30"/>
-    <w:bookmarkStart w:id="34" w:name="references"/>
+    <w:bookmarkEnd w:id="31"/>
+    <w:bookmarkStart w:id="35" w:name="references"/>
     <w:p>
       <w:pPr>
         <w:pStyle w:val="Heading2"/>
@@ -5293,8 +5330,8 @@
         </w:pict>
       </w:r>
     </w:p>
-    <w:bookmarkStart w:id="33" w:name="refs"/>
-    <w:bookmarkStart w:id="32" w:name="ref-hernan2020causal"/>
+    <w:bookmarkStart w:id="34" w:name="refs"/>
+    <w:bookmarkStart w:id="33" w:name="ref-hernan2020causal"/>
     <w:p>
       <w:pPr>
         <w:pStyle w:val="Bibliography"/>
@@ -5318,7 +5355,7 @@
       <w:r>
         <w:t xml:space="preserve"> </w:t>
       </w:r>
-      <w:hyperlink r:id="rId31">
+      <w:hyperlink r:id="rId32">
         <w:r>
           <w:rPr>
             <w:rStyle w:val="Hyperlink"/>
@@ -5330,9 +5367,9 @@
         <w:t xml:space="preserve">.</w:t>
       </w:r>
     </w:p>
-    <w:bookmarkEnd w:id="32"/>
     <w:bookmarkEnd w:id="33"/>
     <w:bookmarkEnd w:id="34"/>
+    <w:bookmarkEnd w:id="35"/>
     <w:sectPr>
       <w:footnotePr>
         <w:numRestart w:val="eachSect"/>
@@ -5731,7 +5768,34 @@
     <w:abstractNumId w:val="991"/>
   </w:num>
   <w:num w:numId="1015">
-    <w:abstractNumId w:val="991"/>
+    <w:abstractNumId w:val="99411"/>
+    <w:lvlOverride w:ilvl="0">
+      <w:startOverride w:val="1"/>
+    </w:lvlOverride>
+    <w:lvlOverride w:ilvl="1">
+      <w:startOverride w:val="1"/>
+    </w:lvlOverride>
+    <w:lvlOverride w:ilvl="2">
+      <w:startOverride w:val="1"/>
+    </w:lvlOverride>
+    <w:lvlOverride w:ilvl="3">
+      <w:startOverride w:val="1"/>
+    </w:lvlOverride>
+    <w:lvlOverride w:ilvl="4">
+      <w:startOverride w:val="1"/>
+    </w:lvlOverride>
+    <w:lvlOverride w:ilvl="5">
+      <w:startOverride w:val="1"/>
+    </w:lvlOverride>
+    <w:lvlOverride w:ilvl="6">
+      <w:startOverride w:val="1"/>
+    </w:lvlOverride>
+    <w:lvlOverride w:ilvl="7">
+      <w:startOverride w:val="1"/>
+    </w:lvlOverride>
+    <w:lvlOverride w:ilvl="8">
+      <w:startOverride w:val="1"/>
+    </w:lvlOverride>
   </w:num>
   <w:num w:numId="1016">
     <w:abstractNumId w:val="99411"/>
@@ -5764,6 +5828,12 @@
     </w:lvlOverride>
   </w:num>
   <w:num w:numId="1017">
+    <w:abstractNumId w:val="991"/>
+  </w:num>
+  <w:num w:numId="1018">
+    <w:abstractNumId w:val="991"/>
+  </w:num>
+  <w:num w:numId="1019">
     <w:abstractNumId w:val="99411"/>
     <w:lvlOverride w:ilvl="0">
       <w:startOverride w:val="1"/>
@@ -5793,13 +5863,13 @@
       <w:startOverride w:val="1"/>
     </w:lvlOverride>
   </w:num>
-  <w:num w:numId="1018">
+  <w:num w:numId="1020">
     <w:abstractNumId w:val="991"/>
   </w:num>
-  <w:num w:numId="1019">
+  <w:num w:numId="1021">
     <w:abstractNumId w:val="991"/>
   </w:num>
-  <w:num w:numId="1020">
+  <w:num w:numId="1022">
     <w:abstractNumId w:val="99411"/>
     <w:lvlOverride w:ilvl="0">
       <w:startOverride w:val="1"/>
@@ -5829,41 +5899,8 @@
       <w:startOverride w:val="1"/>
     </w:lvlOverride>
   </w:num>
-  <w:num w:numId="1021">
+  <w:num w:numId="1023">
     <w:abstractNumId w:val="991"/>
-  </w:num>
-  <w:num w:numId="1022">
-    <w:abstractNumId w:val="991"/>
-  </w:num>
-  <w:num w:numId="1023">
-    <w:abstractNumId w:val="99411"/>
-    <w:lvlOverride w:ilvl="0">
-      <w:startOverride w:val="1"/>
-    </w:lvlOverride>
-    <w:lvlOverride w:ilvl="1">
-      <w:startOverride w:val="1"/>
-    </w:lvlOverride>
-    <w:lvlOverride w:ilvl="2">
-      <w:startOverride w:val="1"/>
-    </w:lvlOverride>
-    <w:lvlOverride w:ilvl="3">
-      <w:startOverride w:val="1"/>
-    </w:lvlOverride>
-    <w:lvlOverride w:ilvl="4">
-      <w:startOverride w:val="1"/>
-    </w:lvlOverride>
-    <w:lvlOverride w:ilvl="5">
-      <w:startOverride w:val="1"/>
-    </w:lvlOverride>
-    <w:lvlOverride w:ilvl="6">
-      <w:startOverride w:val="1"/>
-    </w:lvlOverride>
-    <w:lvlOverride w:ilvl="7">
-      <w:startOverride w:val="1"/>
-    </w:lvlOverride>
-    <w:lvlOverride w:ilvl="8">
-      <w:startOverride w:val="1"/>
-    </w:lvlOverride>
   </w:num>
   <w:num w:numId="1024">
     <w:abstractNumId w:val="991"/>
@@ -5881,9 +5918,6 @@
     <w:abstractNumId w:val="991"/>
   </w:num>
   <w:num w:numId="1029">
-    <w:abstractNumId w:val="991"/>
-  </w:num>
-  <w:num w:numId="1030">
     <w:abstractNumId w:val="991"/>
   </w:num>
 </w:numbering>
